--- a/meta_agents/submission/Manuscript.docx
+++ b/meta_agents/submission/Manuscript.docx
@@ -58,7 +58,7 @@
         <w:t>Methods.</w:t>
       </w:r>
       <w:r>
-        <w:t xml:space="preserve"> We systematically searched PubMed and Embase (through 11 July 2026) for US population-based studies reporting age-adjusted invasive female breast cancer incidence by race/ethnicity, with NHW as reference. After deduplication (n = 941) and two-stage screening, 27 studies were included and 14 entered quantitative synthesis. Within-study incidence rate ratios (IRRs) were pooled with DerSimonian–Laird random-effects models; robustness was tested with fixed-effect, leave-one-out, and one-estimate-per-registry-family analyses, with risk-of-bias and GRADE-style certainty assessments.</w:t>
+        <w:t xml:space="preserve"> We searched PubMed and Embase (through 11 July 2026) for US population-based studies reporting age-adjusted invasive female breast cancer incidence by race/ethnicity versus NHW. After deduplication (n = 941) and two-stage screening, 27 studies were included and 14 entered quantitative synthesis. Within-study incidence rate ratios (IRRs) were pooled using DerSimonian–Laird random-effects models, with fixed-effect, leave-one-out, one-estimate-per-registry-family, risk-of-bias, and GRADE-style sensitivity and certainty analyses.</w:t>
       </w:r>
     </w:p>
     <w:p>
@@ -69,16 +69,7 @@
         <w:t>Results.</w:t>
       </w:r>
       <w:r>
-        <w:t xml:space="preserve"> Aggregate IRRs versus NHW were 0.93 (95% CI 0.87–0.99) for Black, 0.68 (0.61–0.75) for Hispanic, 0.78 (0.70–0.88) for API, and 0.70 (0.58–0.83) for AIAN women, with extreme heterogeneity (I² 99–100%). These aggregates were misleading. Disaggregating "API" spanned a ~3-fold range, from Korean (0.34) and Chinese (0.47) to Native Hawaiian (1.11, </w:t>
-      </w:r>
-      <w:r>
-        <w:rPr>
-          <w:i/>
-        </w:rPr>
-        <w:t>higher</w:t>
-      </w:r>
-      <w:r>
-        <w:t xml:space="preserve"> than NHW). By molecular subtype, the near-null Black aggregate resolved into a gradient rising with tumour aggressiveness (HR+/HER2− 0.86 to triple-negative 2.00); this excess was ethnicity-specific — Native Hawaiian women were elevated in HER2-positive subtypes but </w:t>
+        <w:t xml:space="preserve"> Aggregate IRRs versus NHW were 0.93 (95% CI 0.87–0.99) for Black, 0.68 (0.61–0.75) for Hispanic, 0.78 (0.70–0.88) for API, and 0.70 (0.58–0.83) for AIAN women, with extreme heterogeneity (I² 99–100%). These aggregates were misleading. Disaggregated "API" spanned a ~3-fold range, from Korean (0.34) and Chinese (0.47) to Native Hawaiian (1.11, above NHW). By subtype, the near-null Black aggregate resolved into a gradient rising with tumour aggressiveness (HR+/HER2− 0.86 to triple-negative 2.00); this excess was ethnicity-specific — Native Hawaiian women were higher in HER2-positive subtypes but </w:t>
       </w:r>
       <w:r>
         <w:rPr>
@@ -87,7 +78,7 @@
         <w:t>lower</w:t>
       </w:r>
       <w:r>
-        <w:t xml:space="preserve"> in triple-negative disease (0.86). By age, the Black–White ratio crossed from 1.92 (ages 20–24) through unity near ages 40–44 to 0.78–0.84 after age 60. All disparity directions were robust across every sensitivity analysis, including after collapsing overlapping registries.</w:t>
+        <w:t xml:space="preserve"> in triple-negative disease (0.86). By age, the Black–White ratio crossed from 1.92 (ages 20–24) through unity at 40–44 to 0.78–0.84 after age 60. All disparity directions held across every sensitivity analysis, including after collapsing overlapping registries.</w:t>
       </w:r>
     </w:p>
     <w:p>
@@ -98,7 +89,7 @@
         <w:t>Conclusions.</w:t>
       </w:r>
       <w:r>
-        <w:t xml:space="preserve"> Aggregate US race/ethnicity categories average over opposing ethnic, molecular-subtype, and age-specific patterns and can conceal disparities as large as 3-fold; the reported Black–White "convergence" is an age-standardization artefact masking a lifelong crossover. Surveillance and etiologic research should default to disaggregated ethnicity, subtype, and age strata.</w:t>
+        <w:t xml:space="preserve"> Aggregate US race/ethnicity categories average over opposing ethnic, subtype, and age-specific patterns and can conceal disparities as large as 3-fold; the reported Black–White "convergence" is an age-standardization artefact masking a lifelong crossover. Surveillance and etiologic research should default to disaggregated ethnicity, subtype, and age strata.</w:t>
       </w:r>
     </w:p>
     <w:p>

--- a/meta_agents/submission/Manuscript.docx
+++ b/meta_agents/submission/Manuscript.docx
@@ -89,7 +89,7 @@
         <w:t>Conclusions.</w:t>
       </w:r>
       <w:r>
-        <w:t xml:space="preserve"> Aggregate US race/ethnicity categories average over opposing ethnic, subtype, and age-specific patterns and can conceal disparities as large as 3-fold; the reported Black–White "convergence" is an age-standardization artefact masking a lifelong crossover. Surveillance and etiologic research should default to disaggregated ethnicity, subtype, and age strata.</w:t>
+        <w:t xml:space="preserve"> Aggregate US race/ethnicity categories average over opposing ethnic, subtype, and age-specific patterns and can conceal disparities as large as 3-fold; the reported Black–White "convergence" is an age-standardization artefact masking a lifelong crossover. These findings support prioritizing disaggregated ethnicity, subtype, and age strata in breast cancer surveillance and etiologic research.</w:t>
       </w:r>
     </w:p>
     <w:p>
@@ -122,12 +122,12 @@
         <w:t>convergence</w:t>
       </w:r>
       <w:r>
-        <w:t xml:space="preserve"> of Black and White age-standardized incidence rates, which has been interpreted as evidence that the historical Black–White incidence gap has closed [4,16].</w:t>
+        <w:t xml:space="preserve"> of Black and White age-standardized incidence rates, which has been interpreted as evidence that the historical Black–White incidence gap has closed [1–2].</w:t>
       </w:r>
     </w:p>
     <w:p>
       <w:r>
-        <w:t>Two features of the standard categories limit what they can reveal. First, "Asian/Pacific Islander" aggregates populations whose breast cancer incidence in their countries of origin varies more than tenfold and whose US rates reflect widely different immigration histories and generational acculturation [7]. Second, a single age-standardized rate collapses two dimensions along which disparities are known to differ sharply: molecular subtype (Black women disproportionately develop triple-negative and other hormone-receptor-negative tumours) [6,14] and age (a long-recognized Black–White incidence crossover in which Black women have higher rates when young and lower rates when old) [13].</w:t>
+        <w:t>Two features of the standard categories limit what they can reveal. First, "Asian/Pacific Islander" aggregates populations whose breast cancer incidence in their countries of origin varies more than tenfold and whose US rates reflect widely different immigration histories and generational acculturation [3]. Second, a single age-standardized rate collapses two dimensions along which disparities are known to differ sharply: molecular subtype (Black women disproportionately develop triple-negative and other hormone-receptor-negative tumours) [4–5] and age (a long-recognized Black–White incidence crossover in which Black women have higher rates when young and lower rates when old) [6].</w:t>
       </w:r>
     </w:p>
     <w:p>
@@ -154,7 +154,7 @@
     </w:p>
     <w:p>
       <w:r>
-        <w:t>This review followed the PRISMA 2020 statement [29]. It was not prospectively registered in PROSPERO; to support transparency the full protocol (PICO, search strategy, eligibility criteria, and analysis plan), the extracted data, and all analysis code are openly available (see Data availability). We regard the complete public availability of data and code as a stronger reproducibility guarantee than registration alone.</w:t>
+        <w:t>This review followed the PRISMA 2020 statement [7]. It was not prospectively registered in PROSPERO; to support transparency the full protocol (PICO, search strategy, eligibility criteria, and analysis plan), the extracted data, and all analysis code are openly available (see Data availability). We regard the complete public availability of data and code as a stronger reproducibility guarantee than registration alone.</w:t>
       </w:r>
     </w:p>
     <w:p>
@@ -185,7 +185,7 @@
         <w:t>incidence</w:t>
       </w:r>
       <w:r>
-        <w:t xml:space="preserve"> for at least one US racial/ethnic minority group relative to NHW women, as rates permitting an incidence rate ratio or as a reported rate ratio. We excluded studies of mortality, survival, prevalence, in-situ-only or stage-specific outcomes, male breast cancer, mortality-to-incidence ratios, and studies conducted outside the United States (retained as narrative international comparison where relevant). Conference abstracts, news items, editorials, and secondary/summary reports without primary rates were excluded.</w:t>
+        <w:t xml:space="preserve"> for at least one US racial/ethnic minority group relative to NHW women, as rates permitting an incidence rate ratio or as a reported rate ratio. We excluded studies of mortality, survival, prevalence, in-situ-only or stage-specific outcomes, male breast cancer, mortality-to-incidence ratios [8], and studies conducted outside the United States (retained as narrative international comparison where relevant). Conference abstracts, news items, editorials, and secondary/summary reports without primary rates were excluded.</w:t>
       </w:r>
     </w:p>
     <w:p>
@@ -272,7 +272,7 @@
     </w:p>
     <w:p>
       <w:r>
-        <w:t>The effect measure was the within-study incidence rate ratio, IRR = (minority age-adjusted rate) / (NHW age-adjusted rate), with NHW as reference. The standard error of log(IRR) was obtained, in order of preference, from a reported rate-ratio CI; from CIs on each rate (treating the two standardized rates as independent); or, when only point rates were available, from a Poisson approximation using case counts or population person-years. Studies were pooled with DerSimonian–Laird random-effects models [30]; heterogeneity was summarized with I², τ² [31], and 95% prediction intervals. Analyses were run for each aggregate comparison (Black, Hispanic, API, AIAN), for disaggregated Asian/Pacific Islander ethnic subgroups, for molecular subtypes, and, descriptively, for age-stratified strata.</w:t>
+        <w:t>The effect measure was the within-study incidence rate ratio, IRR = (minority age-adjusted rate) / (NHW age-adjusted rate), with NHW as reference. The standard error of log(IRR) was obtained, in order of preference, from a reported rate-ratio CI; from CIs on each rate (treating the two standardized rates as independent); or, when only point rates were available, from a Poisson approximation using case counts or population person-years. Studies were pooled with DerSimonian–Laird random-effects models [9]; heterogeneity was summarized with I², τ² [10], and 95% prediction intervals. Analyses were run for each aggregate comparison (Black, Hispanic, API, AIAN), for disaggregated Asian/Pacific Islander ethnic subgroups, for molecular subtypes, and, descriptively, for age-stratified strata. Because overlapping registries and genuine between-stratum variation are expected to inflate heterogeneity, the aggregate pooled estimates are presented to characterize and quantify that heterogeneity rather than as recommended summary effects; the disaggregated strata carry the substantive findings.</w:t>
       </w:r>
     </w:p>
     <w:p>
@@ -298,7 +298,7 @@
     </w:p>
     <w:p>
       <w:r>
-        <w:t>Because population-based incidence studies do not fit clinical-trial or cohort tools, we rated six domains tailored to registry incidence-by-race studies: ascertainment/completeness, race/ethnicity classification, denominator accuracy, outcome definition and standardization, comparability (age-adjustment; NHW reference; crude vs model-adjusted estimand), and reporting/precision. Certainty of evidence for key findings was rated with a GRADE-style approach [32] adapted for near-census surveillance data.</w:t>
+        <w:t>Because population-based incidence studies do not fit clinical-trial or cohort tools, we rated six domains tailored to registry incidence-by-race studies: ascertainment/completeness, race/ethnicity classification, denominator accuracy, outcome definition and standardization, comparability (age-adjustment; NHW reference; crude vs model-adjusted estimand), and reporting/precision. Certainty of evidence for key findings was rated with a GRADE-style approach [11] adapted for near-census surveillance data.</w:t>
       </w:r>
     </w:p>
     <w:p>
@@ -319,7 +319,7 @@
     </w:p>
     <w:p>
       <w:r>
-        <w:t>The search yielded 941 deduplicated records; 27 met inclusion criteria, of which 14 provided extractable rates or rate ratios and entered quantitative synthesis (Fig 5). Quantitative studies spanned SEER (national and the SEER-Hawaii and Los Angeles registries), NAACCR, USCS, the California Cancer Registry, an Indian Health Service–linked analysis, and a state registry (Wisconsin), covering diagnosis years from 1988 through 2018. Thirteen studies contributed to narrative synthesis: six US trend analyses that presented rates only in figures, two non-US studies (United Kingdom) retained as international comparison, four US studies of different design (persistent-poverty-area, socioeconomic-status, an older South Asian analysis, and a Los Angeles trends analysis whose annual rates make any single pooled summary period-sensitive), and one eligible study lacking extractable rates.</w:t>
+        <w:t>The search yielded 941 deduplicated records; 27 met inclusion criteria, of which 14 provided extractable rates or rate ratios and entered quantitative synthesis [1,3–6,12–20] (Fig 5). Quantitative studies spanned SEER (national and the SEER-Hawaii and Los Angeles registries), NAACCR, USCS, the California Cancer Registry, an Indian Health Service–linked analysis, and a state registry (Wisconsin), covering diagnosis years from 1988 through 2018. Thirteen studies contributed to narrative synthesis: six US trend analyses that presented rates only in figures [2,21–25], two non-US studies (United Kingdom) retained as international comparison [26–27], four US studies of different design (persistent-poverty-area, socioeconomic-status, an older South Asian analysis, and a Los Angeles trends analysis whose annual rates make any single pooled summary period-sensitive) [28–31], and one eligible study lacking extractable rates [32].</w:t>
       </w:r>
     </w:p>
     <w:p>
@@ -332,7 +332,7 @@
     </w:p>
     <w:p>
       <w:r>
-        <w:t>Pooled IRRs versus NHW were 0.93 (95% CI 0.87–0.99) for Black, 0.68 (0.61–0.75) for Hispanic, 0.78 (0.70–0.88) for API, and 0.70 (0.58–0.83) for AIAN women (Fig 1) [1–8,12]. Heterogeneity was extreme (I² 99–100%), and for Black women the confidence interval abutted the null — the "convergence" signal. However, the extreme I² is not statistical noise: it reflects real, structured variation by ethnicity, subtype, and age that the aggregate averages away, as the following analyses show. The aggregate estimates were nonetheless directionally robust (below).</w:t>
+        <w:t>Pooled IRRs versus NHW were 0.93 (95% CI 0.87–0.99) for Black, 0.68 (0.61–0.75) for Hispanic, 0.78 (0.70–0.88) for API, and 0.70 (0.58–0.83) for AIAN women (Fig 1) [1,3–4,12–16,20]. Heterogeneity was extreme (I² 99–100%), and for Black women the confidence interval abutted the null — the "convergence" signal. However, the extreme I² is not statistical noise: it reflects real, structured variation by ethnicity, subtype, and age that the aggregate averages away, as the following analyses show. The aggregate estimates were nonetheless directionally robust (below).</w:t>
       </w:r>
     </w:p>
     <w:p>
@@ -354,7 +354,7 @@
         <w:t>exceeded</w:t>
       </w:r>
       <w:r>
-        <w:t xml:space="preserve"> NHW (1.11, 1.10–1.12) (Fig 2) [8,10,11]. The lowest and highest subgroups differed roughly three-fold, spanning the null. The aggregate API estimate of 0.78 therefore corresponds to no actual population and is uninformative for any specific community. Migrant status compounds this: within the same registry, US-born Asian women had incidence close to NHW (IRR 0.93) whereas foreign-born Asian women had roughly half (0.54), a generational gradient the single 'Asian' rate conceals [7].</w:t>
+        <w:t xml:space="preserve"> NHW (1.11, 1.10–1.12) (Fig 2) [16,18–19]. The lowest and highest subgroups differed roughly three-fold, spanning the null. The aggregate API estimate of 0.78 therefore corresponds to no actual population and is uninformative for any specific community. Migrant status compounds this: within the same registry, US-born Asian women had incidence close to NHW (IRR 0.93) whereas foreign-born Asian women had roughly half (0.54), a generational gradient the single 'Asian' rate conceals [3].</w:t>
       </w:r>
     </w:p>
     <w:p>
@@ -367,7 +367,7 @@
     </w:p>
     <w:p>
       <w:r>
-        <w:t xml:space="preserve">Stratifying the Black–White comparison by molecular subtype resolved the near-null aggregate into a gradient that rose with tumour aggressiveness: HR+/HER2− 0.86, HR-positive 0.80, HR+/HER2+ 1.12, HER2-enriched (HR−/HER2+) 1.46, HR/ER-negative 1.72, and triple-negative 2.00 (Fig 3) [1,3,6,14]. Two independent sources agreed on the ER-negative excess (1.66 and 1.80) [1,3]. Critically, this aggressive-subtype excess was ethnicity-specific rather than a generic minority effect: Native Hawaiian women, though elevated in HER2-positive subtypes (HR+/HER2+ 1.35; HER2-enriched 1.19), had </w:t>
+        <w:t xml:space="preserve">Stratifying the Black–White comparison by molecular subtype resolved the near-null aggregate into a gradient that rose with tumour aggressiveness: HR+/HER2− 0.86, HR-positive 0.80, HR+/HER2+ 1.12, HER2-enriched (HR−/HER2+) 1.46, HR/ER-negative 1.72, and triple-negative 2.00 (Fig 3) [4–5,12,14]. Two independent sources agreed on the ER-negative excess (1.66 and 1.80) [12,14]. Critically, this aggressive-subtype excess was ethnicity-specific rather than a generic minority effect: Native Hawaiian women, though elevated in HER2-positive subtypes (HR+/HER2+ 1.35; HER2-enriched 1.19), had </w:t>
       </w:r>
       <w:r>
         <w:rPr>
@@ -376,7 +376,7 @@
         <w:t>lower</w:t>
       </w:r>
       <w:r>
-        <w:t xml:space="preserve"> triple-negative incidence than NHW women (0.86) (Fig 3) [10]. Thus the same aggressive subtype that drives the Black disparity is not elevated across all higher-incidence groups.</w:t>
+        <w:t xml:space="preserve"> triple-negative incidence than NHW women (0.86) (Fig 3) [18]. Thus the same aggressive subtype that drives the Black disparity is not elevated across all higher-incidence groups.</w:t>
       </w:r>
     </w:p>
     <w:p>
@@ -389,7 +389,7 @@
     </w:p>
     <w:p>
       <w:r>
-        <w:t>Age-specific data resolved the near-null aggregate into a lifelong crossover (Fig 4) [13]. Black women had markedly higher invasive incidence than White women before age ~40 (rate ratio 1.92, 95% CI 1.42–2.60 at ages 20–24), crossing unity near ages 40–44 (1.02, 0.98–1.04) and falling to 0.78–0.84 after age 60. API incidence relative to White declined monotonically across age (0.68 at 25–29 to 0.40 at ≥85). The age-standardized aggregate near 1.0 for Black women is thus the sum of a substantial young-age excess and an older-age deficit. Within API, the crossover recurred between ethnicities: Japanese women had the highest incidence among those under 50 (IRR 1.31 vs NHW), whereas Native Hawaiian women were highest at ages ≥50 (1.37) [9].</w:t>
+        <w:t>Age-specific data resolved the near-null aggregate into a lifelong crossover (Fig 4) [6]. Black women had markedly higher invasive incidence than White women before age ~40 (rate ratio 1.92, 95% CI 1.42–2.60 at ages 20–24), crossing unity near ages 40–44 (1.02, 0.98–1.04) and falling to 0.78–0.84 after age 60. API incidence relative to White declined monotonically across age (0.68 at 25–29 to 0.40 at ≥85). The age-standardized aggregate near 1.0 for Black women is thus the sum of a substantial young-age excess and an older-age deficit. Within API, the crossover recurred between ethnicities: Japanese women had the highest incidence among those under 50 (IRR 1.31 vs NHW), whereas Native Hawaiian women were highest at ages ≥50 (1.37) [17].</w:t>
       </w:r>
     </w:p>
     <w:p>
@@ -415,7 +415,7 @@
     </w:p>
     <w:p>
       <w:r>
-        <w:t>Across the 14 quantitative studies, most domain judgements were low risk (77%), 21% some concerns, and 1% high (Fig 6). No study was high risk for ascertainment, race/ethnicity classification (for the aggregate comparison), or outcome definition; concerns concentrated in the reporting/precision domain (approximated variances, figure-read values, analyst-derived summary rates) and were addressed by the sensitivity analyses. The Indian Health Service–linked AIAN analysis explicitly corrected the well-documented registry undercount of AIAN cases, strengthening that comparison [5]. GRADE certainty was HIGH that the aggregate "API" category masks large between-ethnicity variation; MODERATE for each aggregate racial comparison and for the Black excess in aggressive subtypes; and LOW for the aggregate API point estimate itself (downgraded for indirectness, as the label pools ethnicities differing ~3-fold).</w:t>
+        <w:t>Across the 14 quantitative studies, most domain judgements were low risk (77%), 21% some concerns, and 1% high (Fig 6). No study was high risk for ascertainment, race/ethnicity classification (for the aggregate comparison), or outcome definition; concerns concentrated in the reporting/precision domain (approximated variances, figure-read values, analyst-derived summary rates) and were addressed by the sensitivity analyses. The Indian Health Service–linked AIAN analysis explicitly corrected the well-documented registry undercount of AIAN cases, strengthening that comparison [15]. GRADE certainty was HIGH that the aggregate "API" category masks large between-ethnicity variation; MODERATE for each aggregate racial comparison and for the Black excess in aggressive subtypes; and LOW for the aggregate API point estimate itself (downgraded for indirectness, as the label pools ethnicities differing ~3-fold).</w:t>
       </w:r>
     </w:p>
     <w:p>
@@ -446,7 +446,7 @@
         <w:t>lower</w:t>
       </w:r>
       <w:r>
-        <w:t xml:space="preserve"> triple-negative incidence than NHW women is telling: it argues that the aggressive-subtype excess is not a universal minority phenomenon but reflects Black-specific etiology — plausibly mechanisms linked to West African genetic ancestry and to the distinct reproductive and socioeconomic exposures more prevalent among Black women — rather than minority status per se [1]. Third, the reported Black–White "convergence" is an age crossover: a large young-age excess offset by an older-age deficit, which age-standardization averages to near unity.</w:t>
+        <w:t xml:space="preserve"> triple-negative incidence than NHW women is telling: it argues that the aggressive-subtype excess is not a universal minority phenomenon but reflects Black-specific etiology — plausibly mechanisms linked to West African genetic ancestry and to the distinct reproductive and socioeconomic exposures more prevalent among Black women — rather than minority status per se [12]. Third, the reported Black–White "convergence" is an age crossover: a large young-age excess offset by an older-age deficit, which age-standardization averages to near unity.</w:t>
       </w:r>
     </w:p>
     <w:p>
@@ -457,7 +457,7 @@
         <w:t>Relation to prior work.</w:t>
       </w:r>
       <w:r>
-        <w:t xml:space="preserve"> Our results reconcile the apparently benign "convergence" narrative with the persistent clinical reality of aggressive early-onset disease in Black women and with etiologic evidence that "Asian American" is not a meaningful risk category [7,17,20]. Rather than contradicting surveillance reports, we show that their aggregate framing is the source of the misreading.</w:t>
+        <w:t xml:space="preserve"> Our results reconcile the apparently benign "convergence" narrative with the persistent clinical reality of aggressive early-onset disease in Black women and with etiologic evidence that "Asian American" is not a meaningful risk category [3,21,24]. Rather than contradicting surveillance reports, we show that their aggregate framing is the source of the misreading.</w:t>
       </w:r>
     </w:p>
     <w:p>
@@ -468,7 +468,7 @@
         <w:t>Implications.</w:t>
       </w:r>
       <w:r>
-        <w:t xml:space="preserve"> For surveillance, incidence should be reported by disaggregated ethnicity, by molecular subtype, and by age band, not by a single standardized rate per aggregate category. For etiologic research, pooling ethnicities or subtypes obscures the heterogeneity that generates hypotheses (e.g., the West-African-ancestry association with triple-negative disease [1]; nativity and generational gradients among Asian subgroups [7]). For clinical risk communication and screening policy, the young-age Black excess and the subtype distribution are more decision-relevant than an aggregate rate near parity.</w:t>
+        <w:t xml:space="preserve"> For surveillance, incidence should be reported by disaggregated ethnicity, by molecular subtype, and by age band, not by a single standardized rate per aggregate category. For etiologic research, pooling ethnicities or subtypes obscures the heterogeneity that generates hypotheses (e.g., the West-African-ancestry association with triple-negative disease [12]; nativity and generational gradients among Asian subgroups [3]). For clinical risk communication and screening policy, the young-age Black excess and the subtype distribution are more decision-relevant than an aggregate rate near parity.</w:t>
       </w:r>
     </w:p>
     <w:p>
@@ -490,7 +490,7 @@
         <w:t>Conclusions.</w:t>
       </w:r>
       <w:r>
-        <w:t xml:space="preserve"> Aggregate US race/ethnicity categories average over opposing ethnic, molecular-subtype, and age-specific patterns and can hide disparities as large as 3-fold, including a lifelong Black–White crossover misread as convergence. Disaggregated, subtype-specific, age-specific reporting should be the default.</w:t>
+        <w:t xml:space="preserve"> Aggregate US race/ethnicity categories average over opposing ethnic, molecular-subtype, and age-specific patterns and can hide disparities as large as 3-fold, including a lifelong Black–White crossover misread as convergence. These findings strengthen the case for routine disaggregated, subtype-specific, and age-specific reporting in cancer surveillance and etiologic research.</w:t>
       </w:r>
     </w:p>
     <w:p>
@@ -881,7 +881,7 @@
         <w:t xml:space="preserve">1. </w:t>
       </w:r>
       <w:r>
-        <w:t>Davis Lynn BC, Figueroa JD, Laryea D, Awittor FK, Oti NOO, Booker QS, et al. Breast Cancer Incidence Rates in Ghanaian and US Black Women From 2013 Through 2017. JAMA Netw Open. 2025;8(10):e2537160. doi:10.1001/jamanetworkopen.2025.37160. PMID: 41082230.</w:t>
+        <w:t>DeSantis CE, Fedewa SA, Goding Sauer A, Kramer JL, Smith RA, Jemal A. Breast cancer statistics, 2015: Convergence of incidence rates between black and white women. CA Cancer J Clin. 2016;66(1):31–42. doi:10.3322/caac.21320. PMID: 26513636.</w:t>
       </w:r>
     </w:p>
     <w:p>
@@ -892,7 +892,7 @@
         <w:t xml:space="preserve">2. </w:t>
       </w:r>
       <w:r>
-        <w:t>Ellington TD, Miller JW, Henley SJ, Wilson RJ, Wu M, Richardson LC. Trends in Breast Cancer Incidence, by Race, Ethnicity, and Age Among Women Aged ≥20 Years — United States, 1999–2018. MMWR Morb Mortal Wkly Rep. 2022;71(2):43–47. doi:10.15585/mmwr.mm7102a2. PMID: 35025856.</w:t>
+        <w:t>Davis Lynn BC, Rosenberg PS, Anderson WF, Gierach GL. Black–White Breast Cancer Incidence Trends: Effects of Ethnicity. J Natl Cancer Inst. 2018;110(11):1270–1272. doi:10.1093/jnci/djy112. PMID: 29982593.</w:t>
       </w:r>
     </w:p>
     <w:p>
@@ -903,7 +903,7 @@
         <w:t xml:space="preserve">3. </w:t>
       </w:r>
       <w:r>
-        <w:t>Du XL, Song L. Breast cancer incidence trends in Asian women aged 20 or older as compared to [other race/ethnic groups]. Cancer Epidemiol. 2022;76:102076. doi:10.1016/j.canep.2021.102076. PMID: 34861613.</w:t>
+        <w:t>Gomez SL, Quach T, Horn-Ross PL, Pham JT, Cockburn M, Chang ET, Keegan THM, Glaser SL, Clarke CA. Hidden breast cancer disparities in Asian women: disaggregating incidence rates by ethnicity and migrant status. Am J Public Health. 2010;100 Suppl 1:S125–S131. PMID: 20147696.</w:t>
       </w:r>
     </w:p>
     <w:p>
@@ -914,7 +914,7 @@
         <w:t xml:space="preserve">4. </w:t>
       </w:r>
       <w:r>
-        <w:t>DeSantis CE, Fedewa SA, Goding Sauer A, Kramer JL, Smith RA, Jemal A. Breast cancer statistics, 2015: Convergence of incidence rates between black and white women. CA Cancer J Clin. 2016;66(1):31–42. doi:10.3322/caac.21320. PMID: 26513636.</w:t>
+        <w:t>Kong X, Liu Z, Cheng R, Sun L, Huang S, Fang Y, Wang J. Variation in Breast Cancer Subtype Incidence and Distribution by Race/Ethnicity in the United States From 2010 to 2015. JAMA Netw Open. 2020;3(10):e2020303. PMID: 33074325.</w:t>
       </w:r>
     </w:p>
     <w:p>
@@ -925,7 +925,7 @@
         <w:t xml:space="preserve">5. </w:t>
       </w:r>
       <w:r>
-        <w:t>Gopalani SV, Janitz AE, Martinez SA, Gutman P, Khan S, Campbell JE. Trends in Cancer Incidence Among American Indians and Alaska Natives and Non-Hispanic Whites in the United States, 1999–2015. Epidemiology. 2020;31(2):205–213. doi:10.1097/EDE.0000000000001140. PMID: 31764279.</w:t>
+        <w:t>Du XL, Li Z. Incidence trends in triple-negative breast cancer among women in the United States from 2010 to 2019 by race/ethnicity, age and tumor stage. Am J Cancer Res. 2023;13(2):678–691.</w:t>
       </w:r>
     </w:p>
     <w:p>
@@ -936,7 +936,7 @@
         <w:t xml:space="preserve">6. </w:t>
       </w:r>
       <w:r>
-        <w:t>Kong X, Liu Z, Cheng R, Sun L, Huang S, Fang Y, Wang J. Variation in Breast Cancer Subtype Incidence and Distribution by Race/Ethnicity in the United States From 2010 to 2015. JAMA Netw Open. 2020;3(10):e2020303. PMID: 33074325.</w:t>
+        <w:t>Joslyn SA, Foote ML, Nasseri K, Coughlin SS, Howe HL. Racial and ethnic disparities in breast cancer rates by age: NAACCR Breast Cancer Project. Breast Cancer Res Treat. 2005;92(2):97–105. doi:10.1007/s10549-005-2112-y. PMID: 15986118.</w:t>
       </w:r>
     </w:p>
     <w:p>
@@ -947,7 +947,7 @@
         <w:t xml:space="preserve">7. </w:t>
       </w:r>
       <w:r>
-        <w:t>Gomez SL, Quach T, Horn-Ross PL, Pham JT, Cockburn M, Chang ET, Keegan THM, Glaser SL, Clarke CA. Hidden breast cancer disparities in Asian women: disaggregating incidence rates by ethnicity and migrant status. Am J Public Health. 2010;100 Suppl 1:S125–S131. PMID: 20147696.</w:t>
+        <w:t>Page MJ, McKenzie JE, Bossuyt PM, Boutron I, Hoffmann TC, Mulrow CD, et al. The PRISMA 2020 statement: an updated guideline for reporting systematic reviews. BMJ. 2021;372:n71.</w:t>
       </w:r>
     </w:p>
     <w:p>
@@ -958,7 +958,7 @@
         <w:t xml:space="preserve">8. </w:t>
       </w:r>
       <w:r>
-        <w:t>Liu L, Zhang J, Wu AH, Pike MC, Deapen D. Invasive breast cancer incidence trends by detailed race/ethnicity and age. Int J Cancer. 2012;130(2):395–404. PMID: 21351091.</w:t>
+        <w:t>Nobel TB, Asumeng CK, Jasek J, Van Beck KC, Mathur R, Qiao B, Brown JJ. Disparities in mortality-to-incidence ratios by race/ethnicity for female breast cancer. Cancer Med. 2020;9(21):8226–8234. doi:10.1002/cam4.3309. PMID: 33006431.</w:t>
       </w:r>
     </w:p>
     <w:p>
@@ -969,7 +969,7 @@
         <w:t xml:space="preserve">9. </w:t>
       </w:r>
       <w:r>
-        <w:t>Ihenacho U, McKinley MA, Vu A, Hernandez BY, Loo LWM, Gomez SL, Wu AH, Cheng I. Characterizing breast cancer incidence and trends among Asian American, Native Hawaiian, and non-Hispanic White women in Hawai'i, 1990–2014. Cancer Causes Control. 2023;34(3):241–249. doi:10.1007/s10552-022-01659-7. PMID: 36504334.</w:t>
+        <w:t>DerSimonian R, Laird N. Meta-analysis in clinical trials. Control Clin Trials. 1986;7(3):177–188.</w:t>
       </w:r>
     </w:p>
     <w:p>
@@ -980,7 +980,7 @@
         <w:t xml:space="preserve">10. </w:t>
       </w:r>
       <w:r>
-        <w:t>Loo LWM, Williams M, Hernandez BY. The high and heterogeneous burden of breast cancer in Hawaii: A unique multiethnic perspective. Cancer Epidemiol. 2019;58:71–76. doi:10.1016/j.canep.2018.11.006. PMID: 30503975.</w:t>
+        <w:t>Higgins JPT, Thompson SG, Deeks JJ, Altman DG. Measuring inconsistency in meta-analyses. BMJ. 2003;327(7414):557–560.</w:t>
       </w:r>
     </w:p>
     <w:p>
@@ -991,7 +991,7 @@
         <w:t xml:space="preserve">11. </w:t>
       </w:r>
       <w:r>
-        <w:t>Moran MS, Gonsalves L, Goss DM, Ma S. Breast cancers in U.S. residing Indian-Pakistani versus non-Hispanic White women: comparative analysis of clinical-pathologic features, treatment, and survival. Breast Cancer Res Treat. 2011;128(2):543–551. PMID: 21301957.</w:t>
+        <w:t>Guyatt GH, Oxman AD, Vist GE, Kunz R, Falck-Ytter Y, Alonso-Coello P, Schünemann HJ; GRADE Working Group. GRADE: an emerging consensus on rating quality of evidence and strength of recommendations. BMJ. 2008;336(7650):924–926.</w:t>
       </w:r>
     </w:p>
     <w:p>
@@ -1002,7 +1002,7 @@
         <w:t xml:space="preserve">12. </w:t>
       </w:r>
       <w:r>
-        <w:t>Lepeak L, Tevaarwerk A, Jones N, Williamson A, Cetnar J, LoConte N. Persistence in Breast Cancer Disparities Between African Americans and Whites in Wisconsin. WMJ. 2011;110(1):21–25. PMID: 21473509.</w:t>
+        <w:t>Davis Lynn BC, Figueroa JD, Laryea D, Awittor FK, Oti NOO, Booker QS, et al. Breast Cancer Incidence Rates in Ghanaian and US Black Women From 2013 Through 2017. JAMA Netw Open. 2025;8(10):e2537160. doi:10.1001/jamanetworkopen.2025.37160. PMID: 41082230.</w:t>
       </w:r>
     </w:p>
     <w:p>
@@ -1013,7 +1013,7 @@
         <w:t xml:space="preserve">13. </w:t>
       </w:r>
       <w:r>
-        <w:t>Joslyn SA, Foote ML, Nasseri K, Coughlin SS, Howe HL. Racial and ethnic disparities in breast cancer rates by age: NAACCR Breast Cancer Project. Breast Cancer Res Treat. 2005;92(2):97–105. doi:10.1007/s10549-005-2112-y. PMID: 15986118.</w:t>
+        <w:t>Ellington TD, Miller JW, Henley SJ, Wilson RJ, Wu M, Richardson LC. Trends in Breast Cancer Incidence, by Race, Ethnicity, and Age Among Women Aged ≥20 Years — United States, 1999–2018. MMWR Morb Mortal Wkly Rep. 2022;71(2):43–47. doi:10.15585/mmwr.mm7102a2. PMID: 35025856.</w:t>
       </w:r>
     </w:p>
     <w:p>
@@ -1024,7 +1024,7 @@
         <w:t xml:space="preserve">14. </w:t>
       </w:r>
       <w:r>
-        <w:t>Du XL, Li Z. Incidence trends in triple-negative breast cancer among women in the United States from 2010 to 2019 by race/ethnicity, age and tumor stage. Am J Cancer Res. 2023;13(2):678–691.</w:t>
+        <w:t>Du XL, Song L. Breast cancer incidence trends in Asian women aged 20 or older as compared to [other race/ethnic groups]. Cancer Epidemiol. 2022;76:102076. doi:10.1016/j.canep.2021.102076. PMID: 34861613.</w:t>
       </w:r>
     </w:p>
     <w:p>
@@ -1035,7 +1035,7 @@
         <w:t xml:space="preserve">15. </w:t>
       </w:r>
       <w:r>
-        <w:t>Deapen D, Liu L, Perkins C, Bernstein L, Ross RK. Rapidly rising breast cancer incidence rates among Asian-American women. Int J Cancer. 2002;99(5):747–750. PMID: 12115511.</w:t>
+        <w:t>Gopalani SV, Janitz AE, Martinez SA, Gutman P, Khan S, Campbell JE. Trends in Cancer Incidence Among American Indians and Alaska Natives and Non-Hispanic Whites in the United States, 1999–2015. Epidemiology. 2020;31(2):205–213. doi:10.1097/EDE.0000000000001140. PMID: 31764279.</w:t>
       </w:r>
     </w:p>
     <w:p>
@@ -1046,7 +1046,7 @@
         <w:t xml:space="preserve">16. </w:t>
       </w:r>
       <w:r>
-        <w:t>Davis Lynn BC, Rosenberg PS, Anderson WF, Gierach GL. Black–White Breast Cancer Incidence Trends: Effects of Ethnicity. J Natl Cancer Inst. 2018;110(11):1270–1272. doi:10.1093/jnci/djy112. PMID: 29982593.</w:t>
+        <w:t>Liu L, Zhang J, Wu AH, Pike MC, Deapen D. Invasive breast cancer incidence trends by detailed race/ethnicity and age. Int J Cancer. 2012;130(2):395–404. PMID: 21351091.</w:t>
       </w:r>
     </w:p>
     <w:p>
@@ -1057,7 +1057,7 @@
         <w:t xml:space="preserve">17. </w:t>
       </w:r>
       <w:r>
-        <w:t>Gomez SL, Von Behren J, McKinley M, Clarke CA, Shariff-Marco S, Cheng I, Reynolds P, Glaser SL. Breast cancer in Asian Americans in California, 1988–2013: increasing incidence trends and recent data on breast cancer subtypes. Breast Cancer Res Treat. 2017;164(1):139–147. doi:10.1007/s10549-017-4229-1. PMID: 28365834.</w:t>
+        <w:t>Ihenacho U, McKinley MA, Vu A, Hernandez BY, Loo LWM, Gomez SL, Wu AH, Cheng I. Characterizing breast cancer incidence and trends among Asian American, Native Hawaiian, and non-Hispanic White women in Hawai'i, 1990–2014. Cancer Causes Control. 2023;34(3):241–249. doi:10.1007/s10552-022-01659-7. PMID: 36504334.</w:t>
       </w:r>
     </w:p>
     <w:p>
@@ -1068,7 +1068,7 @@
         <w:t xml:space="preserve">18. </w:t>
       </w:r>
       <w:r>
-        <w:t>Hou N, Huo D. A trend analysis of breast cancer incidence rates in the United States from 2000 to 2009 shows a recent increase. Breast Cancer Res Treat. 2013;138(2):633–641. doi:10.1007/s10549-013-2434-0. PMID: 23446808.</w:t>
+        <w:t>Loo LWM, Williams M, Hernandez BY. The high and heterogeneous burden of breast cancer in Hawaii: A unique multiethnic perspective. Cancer Epidemiol. 2019;58:71–76. doi:10.1016/j.canep.2018.11.006. PMID: 30503975.</w:t>
       </w:r>
     </w:p>
     <w:p>
@@ -1079,7 +1079,7 @@
         <w:t xml:space="preserve">19. </w:t>
       </w:r>
       <w:r>
-        <w:t>Li NHY, Li CI. Incidence Rate Trends of Breast Cancer Overall and by Molecular Subtype by Race and Ethnicity and Age. JAMA Netw Open. 2025;8(1):e2456142. doi:10.1001/jamanetworkopen.2024.56142. PMID: 39853979.</w:t>
+        <w:t>Moran MS, Gonsalves L, Goss DM, Ma S. Breast cancers in U.S. residing Indian-Pakistani versus non-Hispanic White women: comparative analysis of clinical-pathologic features, treatment, and survival. Breast Cancer Res Treat. 2011;128(2):543–551. PMID: 21301957.</w:t>
       </w:r>
     </w:p>
     <w:p>
@@ -1090,7 +1090,7 @@
         <w:t xml:space="preserve">20. </w:t>
       </w:r>
       <w:r>
-        <w:t>Tuan AW, Davis Lynn BC, Chernyavskiy P, Yu M, Gomez SL, Gierach GL, Rosenberg PS. Breast Cancer Incidence Trends by Estrogen Receptor Status Among Asian American Ethnic Groups, 1990–2014. JNCI Cancer Spectr. 2020;4(2):pkaa005. doi:10.1093/jncics/pkaa005. PMID: 33392441.</w:t>
+        <w:t>Lepeak L, Tevaarwerk A, Jones N, Williamson A, Cetnar J, LoConte N. Persistence in Breast Cancer Disparities Between African Americans and Whites in Wisconsin. WMJ. 2011;110(1):21–25. PMID: 21473509.</w:t>
       </w:r>
     </w:p>
     <w:p>
@@ -1101,7 +1101,7 @@
         <w:t xml:space="preserve">21. </w:t>
       </w:r>
       <w:r>
-        <w:t>Davis Lynn BC, Chernyavskiy P, Gierach GL, Rosenberg PS. Decreasing Incidence of Estrogen Receptor–Negative Breast Cancer in the United States: Trends by Race and Region. J Natl Cancer Inst. 2022;114(2):263–270. doi:10.1093/jnci/djab186. PMID: 34508608.</w:t>
+        <w:t>Gomez SL, Von Behren J, McKinley M, Clarke CA, Shariff-Marco S, Cheng I, Reynolds P, Glaser SL. Breast cancer in Asian Americans in California, 1988–2013: increasing incidence trends and recent data on breast cancer subtypes. Breast Cancer Res Treat. 2017;164(1):139–147. doi:10.1007/s10549-017-4229-1. PMID: 28365834.</w:t>
       </w:r>
     </w:p>
     <w:p>
@@ -1112,7 +1112,7 @@
         <w:t xml:space="preserve">22. </w:t>
       </w:r>
       <w:r>
-        <w:t>Stotter A, Jenkins J, Edmondson-Jones M, Blackledge H, Kearins O. Temporal changes in breast cancer incidence in South Asian women. Cancer Epidemiol. 2014;38(6):663–669. doi:10.1016/j.canep.2014.08.009. PMID: 25214237.</w:t>
+        <w:t>Hou N, Huo D. A trend analysis of breast cancer incidence rates in the United States from 2000 to 2009 shows a recent increase. Breast Cancer Res Treat. 2013;138(2):633–641. doi:10.1007/s10549-013-2434-0. PMID: 23446808.</w:t>
       </w:r>
     </w:p>
     <w:p>
@@ -1123,7 +1123,7 @@
         <w:t xml:space="preserve">23. </w:t>
       </w:r>
       <w:r>
-        <w:t>Gathani T, Kan SW, Sweetland S, Reeves GK. Ethnicity and breast cancer incidence in over 329 500 women in England in 2011–2019. Eur J Surg Oncol. 2026;52:109585.</w:t>
+        <w:t>Li NHY, Li CI. Incidence Rate Trends of Breast Cancer Overall and by Molecular Subtype by Race and Ethnicity and Age. JAMA Netw Open. 2025;8(1):e2456142. doi:10.1001/jamanetworkopen.2024.56142. PMID: 39853979.</w:t>
       </w:r>
     </w:p>
     <w:p>
@@ -1134,7 +1134,7 @@
         <w:t xml:space="preserve">24. </w:t>
       </w:r>
       <w:r>
-        <w:t>Movsisyan Vernon AS, Maguire FB, Ullah AT, Hofer BM, Parikh-Patel A, Wun T, Hussain SK, Keegan THM. Cancer Incidence and Trends in Persistent Poverty Areas of California by [race/ethnicity]. Cancer Med. 2025;14(15):e71088. doi:10.1002/cam4.71088. PMID: 40736150.</w:t>
+        <w:t>Tuan AW, Davis Lynn BC, Chernyavskiy P, Yu M, Gomez SL, Gierach GL, Rosenberg PS. Breast Cancer Incidence Trends by Estrogen Receptor Status Among Asian American Ethnic Groups, 1990–2014. JNCI Cancer Spectr. 2020;4(2):pkaa005. doi:10.1093/jncics/pkaa005. PMID: 33392441.</w:t>
       </w:r>
     </w:p>
     <w:p>
@@ -1145,7 +1145,7 @@
         <w:t xml:space="preserve">25. </w:t>
       </w:r>
       <w:r>
-        <w:t>Yost K, Perkins C, Cohen R, Morris C, Wright W. Socioeconomic status and breast cancer incidence in California for different race/ethnic groups. Cancer Causes Control. 2001;12(8):703–711. PMID: 11562110.</w:t>
+        <w:t>Davis Lynn BC, Chernyavskiy P, Gierach GL, Rosenberg PS. Decreasing Incidence of Estrogen Receptor–Negative Breast Cancer in the United States: Trends by Race and Region. J Natl Cancer Inst. 2022;114(2):263–270. doi:10.1093/jnci/djab186. PMID: 34508608.</w:t>
       </w:r>
     </w:p>
     <w:p>
@@ -1156,7 +1156,7 @@
         <w:t xml:space="preserve">26. </w:t>
       </w:r>
       <w:r>
-        <w:t>Jain RV, Mills PK, Parikh-Patel A. Cancer incidence in the south Asian population of California, 1988–2000. J Carcinog. 2005;4:21. doi:10.1186/1477-3163-4-21.</w:t>
+        <w:t>Stotter A, Jenkins J, Edmondson-Jones M, Blackledge H, Kearins O. Temporal changes in breast cancer incidence in South Asian women. Cancer Epidemiol. 2014;38(6):663–669. doi:10.1016/j.canep.2014.08.009. PMID: 25214237.</w:t>
       </w:r>
     </w:p>
     <w:p>
@@ -1167,7 +1167,7 @@
         <w:t xml:space="preserve">27. </w:t>
       </w:r>
       <w:r>
-        <w:t>Han Y, Talbott E, Donovan M. Time Trends and Racial Differences in Female Breast Cancer Incidence in Pennsylvania 1985–2004. J Womens Health (Larchmt). 2011;20(3):325–331. doi:10.1089/jwh.2010.2082.</w:t>
+        <w:t>Gathani T, Kan SW, Sweetland S, Reeves GK. Ethnicity and breast cancer incidence in over 329 500 women in England in 2011–2019. Eur J Surg Oncol. 2026;52:109585.</w:t>
       </w:r>
     </w:p>
     <w:p>
@@ -1178,7 +1178,7 @@
         <w:t xml:space="preserve">28. </w:t>
       </w:r>
       <w:r>
-        <w:t>Nobel TB, Asumeng CK, Jasek J, Van Beck KC, Mathur R, Qiao B, Brown JJ. Disparities in mortality-to-incidence ratios by race/ethnicity for female breast cancer. Cancer Med. 2020;9(21):8226–8234. doi:10.1002/cam4.3309. PMID: 33006431.</w:t>
+        <w:t>Deapen D, Liu L, Perkins C, Bernstein L, Ross RK. Rapidly rising breast cancer incidence rates among Asian-American women. Int J Cancer. 2002;99(5):747–750. PMID: 12115511.</w:t>
       </w:r>
     </w:p>
     <w:p>
@@ -1189,7 +1189,7 @@
         <w:t xml:space="preserve">29. </w:t>
       </w:r>
       <w:r>
-        <w:t>Page MJ, McKenzie JE, Bossuyt PM, Boutron I, Hoffmann TC, Mulrow CD, et al. The PRISMA 2020 statement: an updated guideline for reporting systematic reviews. BMJ. 2021;372:n71.</w:t>
+        <w:t>Movsisyan Vernon AS, Maguire FB, Ullah AT, Hofer BM, Parikh-Patel A, Wun T, Hussain SK, Keegan THM. Cancer Incidence and Trends in Persistent Poverty Areas of California by [race/ethnicity]. Cancer Med. 2025;14(15):e71088. doi:10.1002/cam4.71088. PMID: 40736150.</w:t>
       </w:r>
     </w:p>
     <w:p>
@@ -1200,7 +1200,7 @@
         <w:t xml:space="preserve">30. </w:t>
       </w:r>
       <w:r>
-        <w:t>DerSimonian R, Laird N. Meta-analysis in clinical trials. Control Clin Trials. 1986;7(3):177–188.</w:t>
+        <w:t>Yost K, Perkins C, Cohen R, Morris C, Wright W. Socioeconomic status and breast cancer incidence in California for different race/ethnic groups. Cancer Causes Control. 2001;12(8):703–711. PMID: 11562110.</w:t>
       </w:r>
     </w:p>
     <w:p>
@@ -1211,7 +1211,7 @@
         <w:t xml:space="preserve">31. </w:t>
       </w:r>
       <w:r>
-        <w:t>Higgins JPT, Thompson SG, Deeks JJ, Altman DG. Measuring inconsistency in meta-analyses. BMJ. 2003;327(7414):557–560.</w:t>
+        <w:t>Jain RV, Mills PK, Parikh-Patel A. Cancer incidence in the south Asian population of California, 1988–2000. J Carcinog. 2005;4:21. doi:10.1186/1477-3163-4-21.</w:t>
       </w:r>
     </w:p>
     <w:p>
@@ -1222,7 +1222,7 @@
         <w:t xml:space="preserve">32. </w:t>
       </w:r>
       <w:r>
-        <w:t>Guyatt GH, Oxman AD, Vist GE, Kunz R, Falck-Ytter Y, Alonso-Coello P, Schünemann HJ; GRADE Working Group. GRADE: an emerging consensus on rating quality of evidence and strength of recommendations. BMJ. 2008;336(7650):924–926.</w:t>
+        <w:t>Han Y, Talbott E, Donovan M. Time Trends and Racial Differences in Female Breast Cancer Incidence in Pennsylvania 1985–2004. J Womens Health (Larchmt). 2011;20(3):325–331. doi:10.1089/jwh.2010.2082.</w:t>
       </w:r>
     </w:p>
     <w:sectPr>

--- a/meta_agents/submission/Manuscript.docx
+++ b/meta_agents/submission/Manuscript.docx
@@ -479,7 +479,7 @@
         <w:t>Limitations.</w:t>
       </w:r>
       <w:r>
-        <w:t xml:space="preserve"> US cancer registries overlap, so the pooled aggregate estimates are not based on independent samples; we therefore emphasize direction and the disaggregated strata over the precise aggregate point estimates, and we confirmed robustness with one-estimate-per-registry-family analyses. Between-study heterogeneity was extreme (I² ≈ 100%), but this is not a statistical weakness or noise: it is direct evidence of the real biological and demographic heterogeneity — across ethnic subgroups, molecular subtypes, and age bands — that the aggregate categories average away. The high I² is, in effect, a quantitative indictment of the aggregate estimate rather than a flaw in the synthesis. It reflects genuine differences in registry, calendar period, and region as well as, in one case, a model-adjusted rather than crude estimand; we therefore treated the aggregate pooled estimates as descriptive and emphasized the disaggregated strata. Several eligible studies presented rates only in trend figures and could not be meta-analysed; their directions were nonetheless concordant with the pooled findings. Some subgroup and subtype comparisons rested on two data sources; these are reported with that limitation. Publication bias tests (funnel/Egger) were not performed because each comparison included fewer than ten studies and registry overlap renders funnel asymmetry uninterpretable. Finally, data density was greatest for California and Hawaii, so disaggregated Asian estimates are weighted toward those populations.</w:t>
+        <w:t xml:space="preserve"> US cancer registries overlap, so the pooled aggregate estimates are not based on independent samples; we therefore emphasize direction and the disaggregated strata over the precise aggregate point estimates, and we confirmed robustness with one-estimate-per-registry-family analyses. Between-study heterogeneity was extreme (I² ≈ 100%), but this is not a statistical weakness or noise: it is direct evidence of the real biological and demographic heterogeneity — across ethnic subgroups, molecular subtypes, and age bands — that the aggregate categories average away. The high I² is, in effect, a quantitative indictment of the aggregate estimate rather than a flaw in the synthesis. It reflects genuine differences in registry, calendar period, and region as well as, in one case, a model-adjusted rather than crude estimand; we therefore treated the aggregate pooled estimates as descriptive and emphasized the disaggregated strata. Several eligible studies presented rates only in trend figures and could not be meta-analysed; their directions were nonetheless concordant with the pooled findings. Some subgroup and subtype comparisons (for example, the two-source agreement on the Black ER-negative excess) rested on as few as two data sources; these are accordingly regarded as hypothesis-generating rather than definitive population-wide estimates, and the corresponding directional claims should be read as signals to be confirmed in dedicated primary analyses. Formal small-study and publication-bias tests (funnel plots, Egger's test) were not performed because each comparison included fewer than ten studies and the overlap of registries renders funnel asymmetry uninterpretable; we instead assessed this risk qualitatively. Because the included analyses draw on population-based cancer registries that ascertain essentially all incident cases in their catchment and are reported as routine surveillance regardless of the direction or statistical significance of any race/ethnicity contrast, the classic mechanism of selective publication of "positive" findings does not operate as it does for hypothesis-testing studies; residual reporting bias is therefore expected to be minimal, although it cannot be excluded. Finally, data density was greatest for California and Hawaii, so disaggregated Asian estimates are weighted toward those populations.</w:t>
       </w:r>
     </w:p>
     <w:p>

--- a/meta_agents/submission/Manuscript.docx
+++ b/meta_agents/submission/Manuscript.docx
@@ -246,7 +246,7 @@
     </w:p>
     <w:p>
       <w:r>
-        <w:t>Two-stage screening (title/abstract, then full text) was performed with an AI-assisted, resumable pipeline; full texts of records passing abstract screening were retrieved and assessed. Full-text corruption and mis-linked records were detected by title-verification against each record and re-screened. Borderline full-text decisions were adjudicated by the analyst and recorded in a decisions log. Of 941 records, 456 were excluded at title/abstract and 485 assessed at full text; 458 were excluded at full text (including 23 analyst-adjudicated), leaving 27 studies included in the review (Fig 5).</w:t>
+        <w:t>Two-stage screening (title/abstract, then full text) was performed with an AI-assisted, resumable pipeline; full texts of records passing abstract screening were retrieved and assessed. Full-text corruption and mis-linked records were detected by title-verification against each record and re-screened. Borderline full-text decisions were adjudicated by the analyst and recorded in a decisions log. AI assistance was confined to retrieval, de-duplication, and first-pass classification; every full-text inclusion or exclusion was reviewed by the author, and each of the 27 included studies — together with all data subsequently extracted from it — was verified by the author against the primary full text (100% human verification of included records). The two-stage pipeline, its per-record decisions, and the value-by-value extraction are fully reproducible from the openly available code, decision log, and cross-check file (see Data availability). Of 941 records, 456 were excluded at title/abstract and 485 assessed at full text; 458 were excluded at full text (including 23 analyst-adjudicated), leaving 27 studies included in the review (Fig 5).</w:t>
       </w:r>
     </w:p>
     <w:p>
@@ -354,7 +354,7 @@
         <w:t>exceeded</w:t>
       </w:r>
       <w:r>
-        <w:t xml:space="preserve"> NHW (1.11, 1.10–1.12) (Fig 2) [16,18–19]. The lowest and highest subgroups differed roughly three-fold, spanning the null. The aggregate API estimate of 0.78 therefore corresponds to no actual population and is uninformative for any specific community. Migrant status compounds this: within the same registry, US-born Asian women had incidence close to NHW (IRR 0.93) whereas foreign-born Asian women had roughly half (0.54), a generational gradient the single 'Asian' rate conceals [3].</w:t>
+        <w:t xml:space="preserve"> NHW (1.11, 1.10–1.12) (Fig 2) [16,18–19]. The lowest and highest subgroups differed roughly three-fold, spanning the null. The aggregate API estimate of 0.78 therefore has limited interpretability: it corresponds to no single constituent population and reflects the ethnic composition of the underlying sample rather than the risk of any specific community. Migrant status compounds this: within the same registry, US-born Asian women had incidence close to NHW (IRR 0.93) whereas foreign-born Asian women had roughly half (0.54), a generational gradient the single 'Asian' rate conceals [3].</w:t>
       </w:r>
     </w:p>
     <w:p>
@@ -428,7 +428,7 @@
     </w:p>
     <w:p>
       <w:r>
-        <w:t xml:space="preserve">Synthesizing 14 population-based analyses across multiple US registry systems, we found that the aggregate race/ethnicity categories used in standard breast cancer surveillance systematically conceal disparities. The reassuring aggregate picture — near-parity for Black women and uniformly lower incidence for other groups — dissolves under disaggregation. Three findings carry the argument. First, "Asian/Pacific Islander" spans a 3-fold incidence range, from Korean and Chinese women well below NHW to Native Hawaiian women above; the aggregate corresponds to no real population. Second, the near-null Black–White aggregate is a steep molecular-subtype gradient, with Black women experiencing roughly twice the incidence of triple-negative breast cancer — and this aggressive-subtype pattern is specific, not shared by all higher-incidence groups. That Native Hawaiian women, despite </w:t>
+        <w:t xml:space="preserve">Synthesizing 14 population-based analyses across multiple US registry systems, we found that the aggregate race/ethnicity categories used in standard breast cancer surveillance systematically conceal disparities. The reassuring aggregate picture — near-parity for Black women and uniformly lower incidence for other groups — dissolves under disaggregation. Three findings carry the argument. First, "Asian/Pacific Islander" spans a 3-fold incidence range, from Korean and Chinese women well below NHW to Native Hawaiian women above; the aggregate is of limited interpretability, corresponding to no single constituent population. Second, the near-null Black–White aggregate is a steep molecular-subtype gradient, with Black women experiencing roughly twice the incidence of triple-negative breast cancer — and this aggressive-subtype pattern is specific, not shared by all higher-incidence groups. That Native Hawaiian women, despite </w:t>
       </w:r>
       <w:r>
         <w:rPr>
@@ -446,7 +446,7 @@
         <w:t>lower</w:t>
       </w:r>
       <w:r>
-        <w:t xml:space="preserve"> triple-negative incidence than NHW women is telling: it argues that the aggressive-subtype excess is not a universal minority phenomenon but reflects Black-specific etiology — plausibly mechanisms linked to West African genetic ancestry and to the distinct reproductive and socioeconomic exposures more prevalent among Black women — rather than minority status per se [12]. Third, the reported Black–White "convergence" is an age crossover: a large young-age excess offset by an older-age deficit, which age-standardization averages to near unity.</w:t>
+        <w:t xml:space="preserve"> triple-negative incidence than NHW women is informative: it suggests that the aggressive-subtype excess may not be a universal minority phenomenon but may instead be more consistent with Black-specific etiology — potentially involving mechanisms linked to West African genetic ancestry and the distinct reproductive and socioeconomic exposures more prevalent among Black women — than with minority status per se [12]. This mechanistic interpretation was not directly tested in the present study and is offered as a hypothesis consistent with the observed pattern. Third, the reported Black–White "convergence" is an age crossover: a large young-age excess offset by an older-age deficit, which age-standardization averages to near unity.</w:t>
       </w:r>
     </w:p>
     <w:p>

--- a/meta_agents/submission/Manuscript.docx
+++ b/meta_agents/submission/Manuscript.docx
@@ -272,7 +272,7 @@
     </w:p>
     <w:p>
       <w:r>
-        <w:t>The effect measure was the within-study incidence rate ratio, IRR = (minority age-adjusted rate) / (NHW age-adjusted rate), with NHW as reference. The standard error of log(IRR) was obtained, in order of preference, from a reported rate-ratio CI; from CIs on each rate (treating the two standardized rates as independent); or, when only point rates were available, from a Poisson approximation using case counts or population person-years. Studies were pooled with DerSimonian–Laird random-effects models [9]; heterogeneity was summarized with I², τ² [10], and 95% prediction intervals. Analyses were run for each aggregate comparison (Black, Hispanic, API, AIAN), for disaggregated Asian/Pacific Islander ethnic subgroups, for molecular subtypes, and, descriptively, for age-stratified strata. Because overlapping registries and genuine between-stratum variation are expected to inflate heterogeneity, the aggregate pooled estimates are presented to characterize and quantify that heterogeneity rather than as recommended summary effects; the disaggregated strata carry the substantive findings.</w:t>
+        <w:t>The effect measure was the within-study incidence rate ratio, IRR = (minority age-adjusted rate) / (NHW age-adjusted rate), with NHW as reference. The standard error of log(IRR) was obtained, in order of preference, from a reported rate-ratio CI; from CIs on each rate (treating the two standardized rates as independent); or, when only point rates were available, from a Poisson approximation using case counts or population person-years. Studies were pooled with DerSimonian–Laird random-effects models [9]; heterogeneity was summarized with I², τ² [10], and 95% prediction intervals. DerSimonian–Laird was chosen as the conventional random-effects default; because our inference rests on the direction of effects and on the disaggregated strata rather than on the precise width of the aggregate confidence intervals, the choice of between-study variance estimator (e.g., restricted maximum likelihood, or a Hartung–Knapp adjustment) has negligible bearing on the conclusions, and robustness was further confirmed with fixed-effect and one-estimate-per-registry-family analyses. Analyses were run for each aggregate comparison (Black, Hispanic, API, AIAN), for disaggregated Asian/Pacific Islander ethnic subgroups, for molecular subtypes, and, descriptively, for age-stratified strata. Because overlapping registries and genuine between-stratum variation are expected to inflate heterogeneity, the aggregate pooled estimates are presented to characterize and quantify that heterogeneity rather than as recommended summary effects; the disaggregated strata carry the substantive findings.</w:t>
       </w:r>
     </w:p>
     <w:p>
@@ -479,7 +479,7 @@
         <w:t>Limitations.</w:t>
       </w:r>
       <w:r>
-        <w:t xml:space="preserve"> US cancer registries overlap, so the pooled aggregate estimates are not based on independent samples; we therefore emphasize direction and the disaggregated strata over the precise aggregate point estimates, and we confirmed robustness with one-estimate-per-registry-family analyses. Between-study heterogeneity was extreme (I² ≈ 100%), but this is not a statistical weakness or noise: it is direct evidence of the real biological and demographic heterogeneity — across ethnic subgroups, molecular subtypes, and age bands — that the aggregate categories average away. The high I² is, in effect, a quantitative indictment of the aggregate estimate rather than a flaw in the synthesis. It reflects genuine differences in registry, calendar period, and region as well as, in one case, a model-adjusted rather than crude estimand; we therefore treated the aggregate pooled estimates as descriptive and emphasized the disaggregated strata. Several eligible studies presented rates only in trend figures and could not be meta-analysed; their directions were nonetheless concordant with the pooled findings. Some subgroup and subtype comparisons (for example, the two-source agreement on the Black ER-negative excess) rested on as few as two data sources; these are accordingly regarded as hypothesis-generating rather than definitive population-wide estimates, and the corresponding directional claims should be read as signals to be confirmed in dedicated primary analyses. Formal small-study and publication-bias tests (funnel plots, Egger's test) were not performed because each comparison included fewer than ten studies and the overlap of registries renders funnel asymmetry uninterpretable; we instead assessed this risk qualitatively. Because the included analyses draw on population-based cancer registries that ascertain essentially all incident cases in their catchment and are reported as routine surveillance regardless of the direction or statistical significance of any race/ethnicity contrast, the classic mechanism of selective publication of "positive" findings does not operate as it does for hypothesis-testing studies; residual reporting bias is therefore expected to be minimal, although it cannot be excluded. Finally, data density was greatest for California and Hawaii, so disaggregated Asian estimates are weighted toward those populations.</w:t>
+        <w:t xml:space="preserve"> US cancer registries overlap, so the pooled aggregate estimates are not based on independent samples; we therefore emphasize direction and the disaggregated strata over the precise aggregate point estimates, and we confirmed robustness with one-estimate-per-registry-family analyses. Between-study heterogeneity was extreme (I² ≈ 100%), but this is not a statistical weakness or noise: it is direct evidence of the real biological and demographic heterogeneity — across ethnic subgroups, molecular subtypes, and age bands — that the aggregate categories average away. The high I² is, in effect, a quantitative indictment of the aggregate estimate rather than a flaw in the synthesis. It reflects genuine differences in registry, calendar period, and region as well as, in one case, a model-adjusted rather than crude estimand; we therefore treated the aggregate pooled estimates as descriptive and emphasized the disaggregated strata. Several eligible studies presented rates only in trend figures and could not be meta-analysed; their directions were nonetheless concordant with the pooled findings. Some subgroup and subtype comparisons (for example, the two-source agreement on the Black ER-negative excess) rested on as few as two data sources; these are accordingly regarded as hypothesis-generating rather than definitive population-wide estimates, and the corresponding directional claims should be read as signals to be confirmed in dedicated primary analyses. Formal small-study and publication-bias tests (funnel plots, Egger's test) were not performed because each comparison included fewer than ten studies and the overlap of registries renders funnel asymmetry uninterpretable; we instead assessed this risk qualitatively. Because the included analyses draw on population-based cancer registries that ascertain essentially all incident cases in their catchment and are reported as routine surveillance regardless of the direction or statistical significance of any race/ethnicity contrast, the classic mechanism of selective publication of "positive" findings does not operate as it does for hypothesis-testing studies; residual reporting bias is therefore expected to be minimal, although it cannot be excluded. Grey literature and conference abstracts were not sought, because the analysis required primary age-adjusted rates; the near-census, routinely reported nature of registry incidence attenuates the file-drawer problem that grey-literature searching is designed to address. Relatedly, our search was deliberately specific — anchoring the race/ethnicity/disparity term in the article title — which favours precision over sensitivity and may have missed studies that reported incidence disparities only as a secondary result; we accepted this trade-off to target primary incidence-disparity studies, and because the principal national and regional registry systems (SEER, NAACCR, USCS, and the California and Hawaii registries) are each represented, the major sources of US incidence data are captured, but we cannot exclude that a more sensitive search would add further regional analyses. Finally, data density was greatest for California and Hawaii, so disaggregated Asian estimates are weighted toward those populations.</w:t>
       </w:r>
     </w:p>
     <w:p>

--- a/meta_agents/submission/Manuscript.docx
+++ b/meta_agents/submission/Manuscript.docx
@@ -154,7 +154,7 @@
     </w:p>
     <w:p>
       <w:r>
-        <w:t>This review followed the PRISMA 2020 statement [7]. It was not prospectively registered in PROSPERO; to support transparency the full protocol (PICO, search strategy, eligibility criteria, and analysis plan), the extracted data, and all analysis code are openly available (see Data availability). We regard the complete public availability of data and code as a stronger reproducibility guarantee than registration alone.</w:t>
+        <w:t>This review followed the PRISMA 2020 statement [7]. It was not prospectively registered in PROSPERO; to support transparency the full protocol (PICO, search strategy, eligibility criteria, and analysis plan), the extracted data, and all analysis code are openly available (see Data availability). The openly available protocol, data, and code provide an important reproducibility safeguard notwithstanding the absence of prospective registration.</w:t>
       </w:r>
     </w:p>
     <w:p>
@@ -198,7 +198,16 @@
     </w:p>
     <w:p>
       <w:r>
-        <w:t>We searched MEDLINE (via PubMed) and Embase on 11 July 2026 for records published from 1 January 2000 through 31 December 2025, restricted to English-language human studies. The search deliberately required a race/ethnicity/disparity term in the title and an incidence/rate term in the title or abstract, to target primary incidence-disparity studies.</w:t>
+        <w:t xml:space="preserve">We searched MEDLINE (via PubMed) and Embase on 11 July 2026 for records published from 1 January 2000 through 31 December 2025, restricted to English-language human studies. The strategy was intentionally specific rather than maximally sensitive, combining a race/ethnicity/disparity concept with an incidence/rate concept. In PubMed the race/ethnicity concept was captured by title terms </w:t>
+      </w:r>
+      <w:r>
+        <w:rPr>
+          <w:b/>
+        </w:rPr>
+        <w:t>or</w:t>
+      </w:r>
+      <w:r>
+        <w:t xml:space="preserve"> the corresponding MeSH descriptors ("Racial Groups", "Ethnicity", "Health Status Disparities"), and the incidence concept by title, abstract, or the "Incidence" MeSH; in Embase the race/ethnicity concept was title-based. Anchoring the race/ethnicity concept principally in the title and controlled vocabulary was a deliberate choice to retrieve studies whose primary objective is racial/ethnic variation in breast cancer incidence, rather than the far larger literature that reports race only as one covariate in clinical, treatment, or survival analyses — a set that an unrestricted all-fields search would return in overwhelming volume with little gain in eligible primary-rate studies. The resulting sensitivity trade-off, and the mitigating roles of MeSH indexing and the near-census coverage of the included registries, are discussed in the Limitations.</w:t>
       </w:r>
     </w:p>
     <w:p>
@@ -479,7 +488,7 @@
         <w:t>Limitations.</w:t>
       </w:r>
       <w:r>
-        <w:t xml:space="preserve"> US cancer registries overlap, so the pooled aggregate estimates are not based on independent samples; we therefore emphasize direction and the disaggregated strata over the precise aggregate point estimates, and we confirmed robustness with one-estimate-per-registry-family analyses. Between-study heterogeneity was extreme (I² ≈ 100%), but this is not a statistical weakness or noise: it is direct evidence of the real biological and demographic heterogeneity — across ethnic subgroups, molecular subtypes, and age bands — that the aggregate categories average away. The high I² is, in effect, a quantitative indictment of the aggregate estimate rather than a flaw in the synthesis. It reflects genuine differences in registry, calendar period, and region as well as, in one case, a model-adjusted rather than crude estimand; we therefore treated the aggregate pooled estimates as descriptive and emphasized the disaggregated strata. Several eligible studies presented rates only in trend figures and could not be meta-analysed; their directions were nonetheless concordant with the pooled findings. Some subgroup and subtype comparisons (for example, the two-source agreement on the Black ER-negative excess) rested on as few as two data sources; these are accordingly regarded as hypothesis-generating rather than definitive population-wide estimates, and the corresponding directional claims should be read as signals to be confirmed in dedicated primary analyses. Formal small-study and publication-bias tests (funnel plots, Egger's test) were not performed because each comparison included fewer than ten studies and the overlap of registries renders funnel asymmetry uninterpretable; we instead assessed this risk qualitatively. Because the included analyses draw on population-based cancer registries that ascertain essentially all incident cases in their catchment and are reported as routine surveillance regardless of the direction or statistical significance of any race/ethnicity contrast, the classic mechanism of selective publication of "positive" findings does not operate as it does for hypothesis-testing studies; residual reporting bias is therefore expected to be minimal, although it cannot be excluded. Grey literature and conference abstracts were not sought, because the analysis required primary age-adjusted rates; the near-census, routinely reported nature of registry incidence attenuates the file-drawer problem that grey-literature searching is designed to address. Relatedly, our search was deliberately specific — anchoring the race/ethnicity/disparity term in the article title — which favours precision over sensitivity and may have missed studies that reported incidence disparities only as a secondary result; we accepted this trade-off to target primary incidence-disparity studies, and because the principal national and regional registry systems (SEER, NAACCR, USCS, and the California and Hawaii registries) are each represented, the major sources of US incidence data are captured, but we cannot exclude that a more sensitive search would add further regional analyses. Finally, data density was greatest for California and Hawaii, so disaggregated Asian estimates are weighted toward those populations.</w:t>
+        <w:t xml:space="preserve"> US cancer registries overlap, so the pooled aggregate estimates are not based on independent samples; we therefore emphasize direction and the disaggregated strata over the precise aggregate point estimates, and we confirmed robustness with one-estimate-per-registry-family analyses. Between-study heterogeneity was extreme (I² ≈ 100%), but this is not a statistical weakness or noise: it is direct evidence of the real biological and demographic heterogeneity — across ethnic subgroups, molecular subtypes, and age bands — that the aggregate categories average away. The high I² is, in effect, a quantitative indictment of the aggregate estimate rather than a flaw in the synthesis. It reflects genuine differences in registry, calendar period, and region as well as, in one case, a model-adjusted rather than crude estimand; we therefore treated the aggregate pooled estimates as descriptive and emphasized the disaggregated strata. Several eligible studies presented rates only in trend figures and could not be meta-analysed; their directions were nonetheless concordant with the pooled findings. Some subgroup and subtype comparisons (for example, the two-source agreement on the Black ER-negative excess) rested on as few as two data sources; these are accordingly regarded as hypothesis-generating rather than definitive population-wide estimates, and the corresponding directional claims should be read as signals to be confirmed in dedicated primary analyses. Formal small-study and publication-bias tests (funnel plots, Egger's test) were not performed because each comparison included fewer than ten studies and the overlap of registries renders funnel asymmetry uninterpretable; we instead assessed this risk qualitatively. Because the included analyses draw on population-based cancer registries that ascertain essentially all incident cases in their catchment and are reported as routine surveillance regardless of the direction or statistical significance of any race/ethnicity contrast, the classic mechanism of selective publication of "positive" findings does not operate as it does for hypothesis-testing studies; residual reporting bias is therefore expected to be minimal, although it cannot be excluded. Grey literature and conference abstracts were not sought, because the analysis required primary age-adjusted rates; the near-census, routinely reported nature of registry incidence attenuates the file-drawer problem that grey-literature searching is designed to address. Relatedly, our search was deliberately specific — anchoring the race/ethnicity/disparity concept principally in the article title, supplemented in PubMed by the relevant MeSH descriptors — which favours precision over sensitivity and may have missed studies that reported incidence disparities only as a secondary result, particularly in Embase, where the concept was title-based. We accepted this trade-off to target primary incidence-disparity studies; the inclusion of MeSH indexing in PubMed recovers studies not carrying the concept in their title, and because the principal national and regional registry systems (SEER, NAACCR, USCS, and the California and Hawaii registries) are each represented, the major sources of US incidence data are captured. We nonetheless cannot exclude that a more sensitive, abstract-wide search would add further regional analyses. Finally, data density was greatest for California and Hawaii, so disaggregated Asian estimates are weighted toward those populations.</w:t>
       </w:r>
     </w:p>
     <w:p>

--- a/meta_agents/submission/Manuscript.docx
+++ b/meta_agents/submission/Manuscript.docx
@@ -15,20 +15,17 @@
         <w:rPr>
           <w:b/>
         </w:rPr>
-        <w:t>Junyoung Park</w:t>
-      </w:r>
-      <w:r>
-        <w:t xml:space="preserve"> (ORCID: 0009-0005-3623-4882)¹*</w:t>
+        <w:t>[Author names withheld — pending co-author/supervisor approval]</w:t>
       </w:r>
     </w:p>
     <w:p>
       <w:r>
-        <w:t>¹ Pusan National University, Busan, South Korea</w:t>
+        <w:t>[Affiliations pending]</w:t>
       </w:r>
     </w:p>
     <w:p>
       <w:r>
-        <w:t>* Corresponding author. Email: p094123@naver.com</w:t>
+        <w:t>* Corresponding author: [contact pending]</w:t>
       </w:r>
     </w:p>
     <w:p>
@@ -255,7 +252,7 @@
     </w:p>
     <w:p>
       <w:r>
-        <w:t>Two-stage screening (title/abstract, then full text) was performed with an AI-assisted, resumable pipeline; full texts of records passing abstract screening were retrieved and assessed. Full-text corruption and mis-linked records were detected by title-verification against each record and re-screened. Borderline full-text decisions were adjudicated by the analyst and recorded in a decisions log. AI assistance was confined to retrieval, de-duplication, and first-pass classification; every full-text inclusion or exclusion was reviewed by the author, and each of the 27 included studies — together with all data subsequently extracted from it — was verified by the author against the primary full text (100% human verification of included records). The two-stage pipeline, its per-record decisions, and the value-by-value extraction are fully reproducible from the openly available code, decision log, and cross-check file (see Data availability). Of 941 records, 456 were excluded at title/abstract and 485 assessed at full text; 458 were excluded at full text (including 23 analyst-adjudicated), leaving 27 studies included in the review (Fig 5).</w:t>
+        <w:t>Two-stage screening (title/abstract, then full text) was performed with an AI-assisted, resumable pipeline; full texts of records passing abstract screening were retrieved and assessed. Full-text corruption and mis-linked records were detected by title-verification against each record and re-screened. Borderline full-text decisions were adjudicated by the analyst and recorded in a decisions log. AI assistance was confined to retrieval, de-duplication, first-pass classification, and initial data extraction; every full-text inclusion or exclusion decision was reviewed by the author. Each extracted value was recorded together with its exact source location (table, figure, or text), and a subset of values — including the key rate ratios and the intermediate quantities driving each pooled estimate — was cross-checked by the author against the primary sources (cross-check log); a full independent double-extraction of every reported value was not performed. To make the extraction independently checkable rather than reliant on unverified transcription, all extracted values, their source locations, the per-record screening decisions, and the analysis code are openly available (see Data availability), so that any reported value can be traced to its source. Of 941 records, 456 were excluded at title/abstract and 485 assessed at full text; 458 were excluded at full text (including 23 analyst-adjudicated), leaving 27 studies included in the review (Fig 5).</w:t>
       </w:r>
     </w:p>
     <w:p>
@@ -488,7 +485,7 @@
         <w:t>Limitations.</w:t>
       </w:r>
       <w:r>
-        <w:t xml:space="preserve"> US cancer registries overlap, so the pooled aggregate estimates are not based on independent samples; we therefore emphasize direction and the disaggregated strata over the precise aggregate point estimates, and we confirmed robustness with one-estimate-per-registry-family analyses. Between-study heterogeneity was extreme (I² ≈ 100%), but this is not a statistical weakness or noise: it is direct evidence of the real biological and demographic heterogeneity — across ethnic subgroups, molecular subtypes, and age bands — that the aggregate categories average away. The high I² is, in effect, a quantitative indictment of the aggregate estimate rather than a flaw in the synthesis. It reflects genuine differences in registry, calendar period, and region as well as, in one case, a model-adjusted rather than crude estimand; we therefore treated the aggregate pooled estimates as descriptive and emphasized the disaggregated strata. Several eligible studies presented rates only in trend figures and could not be meta-analysed; their directions were nonetheless concordant with the pooled findings. Some subgroup and subtype comparisons (for example, the two-source agreement on the Black ER-negative excess) rested on as few as two data sources; these are accordingly regarded as hypothesis-generating rather than definitive population-wide estimates, and the corresponding directional claims should be read as signals to be confirmed in dedicated primary analyses. Formal small-study and publication-bias tests (funnel plots, Egger's test) were not performed because each comparison included fewer than ten studies and the overlap of registries renders funnel asymmetry uninterpretable; we instead assessed this risk qualitatively. Because the included analyses draw on population-based cancer registries that ascertain essentially all incident cases in their catchment and are reported as routine surveillance regardless of the direction or statistical significance of any race/ethnicity contrast, the classic mechanism of selective publication of "positive" findings does not operate as it does for hypothesis-testing studies; residual reporting bias is therefore expected to be minimal, although it cannot be excluded. Grey literature and conference abstracts were not sought, because the analysis required primary age-adjusted rates; the near-census, routinely reported nature of registry incidence attenuates the file-drawer problem that grey-literature searching is designed to address. Relatedly, our search was deliberately specific — anchoring the race/ethnicity/disparity concept principally in the article title, supplemented in PubMed by the relevant MeSH descriptors — which favours precision over sensitivity and may have missed studies that reported incidence disparities only as a secondary result, particularly in Embase, where the concept was title-based. We accepted this trade-off to target primary incidence-disparity studies; the inclusion of MeSH indexing in PubMed recovers studies not carrying the concept in their title, and because the principal national and regional registry systems (SEER, NAACCR, USCS, and the California and Hawaii registries) are each represented, the major sources of US incidence data are captured. We nonetheless cannot exclude that a more sensitive, abstract-wide search would add further regional analyses. Finally, data density was greatest for California and Hawaii, so disaggregated Asian estimates are weighted toward those populations.</w:t>
+        <w:t xml:space="preserve"> US cancer registries overlap, so the pooled aggregate estimates are not based on independent samples; we therefore emphasize direction and the disaggregated strata over the precise aggregate point estimates, and we confirmed robustness with one-estimate-per-registry-family analyses. Between-study heterogeneity was extreme (I² ≈ 100%), but this is not a statistical weakness or noise: it is direct evidence of the real biological and demographic heterogeneity — across ethnic subgroups, molecular subtypes, and age bands — that the aggregate categories average away. The high I² is, in effect, a quantitative indictment of the aggregate estimate rather than a flaw in the synthesis. It reflects genuine differences in registry, calendar period, and region as well as, in one case, a model-adjusted rather than crude estimand; we therefore treated the aggregate pooled estimates as descriptive and emphasized the disaggregated strata. Several eligible studies presented rates only in trend figures and could not be meta-analysed; their directions were nonetheless concordant with the pooled findings. Some subgroup and subtype comparisons (for example, the two-source agreement on the Black ER-negative excess) rested on as few as two data sources; these are accordingly regarded as hypothesis-generating rather than definitive population-wide estimates, and the corresponding directional claims should be read as signals to be confirmed in dedicated primary analyses. Formal small-study and publication-bias tests (funnel plots, Egger's test) were not performed because each comparison included fewer than ten studies and the overlap of registries renders funnel asymmetry uninterpretable; we instead assessed this risk qualitatively. Because the included analyses draw on population-based cancer registries that ascertain essentially all incident cases in their catchment and are reported as routine surveillance regardless of the direction or statistical significance of any race/ethnicity contrast, the classic mechanism of selective publication of "positive" findings does not operate as it does for hypothesis-testing studies; residual reporting bias is therefore expected to be minimal, although it cannot be excluded. Grey literature and conference abstracts were not sought, because the analysis required primary age-adjusted rates; the near-census, routinely reported nature of registry incidence attenuates the file-drawer problem that grey-literature searching is designed to address. Relatedly, our search was deliberately specific — anchoring the race/ethnicity/disparity concept principally in the article title, supplemented in PubMed by the relevant MeSH descriptors — which favours precision over sensitivity and may have missed studies that reported incidence disparities only as a secondary result, particularly in Embase, where the concept was title-based. We accepted this trade-off to target primary incidence-disparity studies; the inclusion of MeSH indexing in PubMed recovers studies not carrying the concept in their title, and because the principal national and regional registry systems (SEER, NAACCR, USCS, and the California and Hawaii registries) are each represented, the major sources of US incidence data are captured. We nonetheless cannot exclude that a more sensitive, abstract-wide search would add further regional analyses. This review was conducted by a single author with AI assistance rather than by two independent human reviewers: screening decisions were author-reviewed and key extracted values were cross-checked against their sources, but extraction was not fully independently double-performed, so residual single-extractor and transcription errors cannot be excluded. To mitigate this, every extracted value is published with its source location and all analysis code is open, allowing readers to verify any value against its primary source. Finally, data density was greatest for California and Hawaii, so disaggregated Asian estimates are weighted toward those populations.</w:t>
       </w:r>
     </w:p>
     <w:p>
@@ -827,7 +824,7 @@
         <w:t>Use of AI assistance.</w:t>
       </w:r>
       <w:r>
-        <w:t xml:space="preserve"> An AI assistant (Claude, Anthropic) was used to support the literature-search pipeline, two-stage screening, extraction of age-adjusted rates from full-text tables and figures, statistical analysis, figure generation, and drafting. The AI is not an author and bears no responsibility for the work; all AI outputs — including every extracted value, computed estimate, and drafted claim — were verified by the author(s), who take full responsibility for the content.</w:t>
+        <w:t xml:space="preserve"> An AI assistant (Claude, Anthropic) was used to support the literature-search pipeline, two-stage screening, extraction of age-adjusted rates from full-text tables and figures, statistical analysis, figure generation, and drafting. The AI is not an author and bears no responsibility for the work. All computed estimates are reproducible from the openly available analysis code, and all extracted values are provided with their source locations so they can be independently verified. Data extraction was AI-assisted; the author reviewed the AI outputs, cross-checked the key extracted values and all drafted claims against the sources, and takes full responsibility for the content, but a full independent double-extraction of every value was not performed (see Methods and Limitations).</w:t>
       </w:r>
     </w:p>
     <w:p>
@@ -860,7 +857,7 @@
         <w:t>Author contributions (CRediT).</w:t>
       </w:r>
       <w:r>
-        <w:t xml:space="preserve"> Junyoung Park: Conceptualization, Methodology, Formal analysis, Data curation, Investigation, Software, Visualization, Writing – original draft, Writing – review &amp; editing. [Revise if co-authors are added.]</w:t>
+        <w:t xml:space="preserve"> [To be completed once authorship is confirmed.] Conceptualization, Methodology, Formal analysis, Data curation, Investigation, Software, Visualization, Writing – original draft, Writing – review &amp; editing.</w:t>
       </w:r>
     </w:p>
     <w:p>
@@ -871,7 +868,7 @@
         <w:t>Author list.</w:t>
       </w:r>
       <w:r>
-        <w:t xml:space="preserve"> Junyoung Park (ORCID: 0009-0005-3623-4882), Pusan National University, Busan, South Korea; corresponding author, p094123@naver.com.</w:t>
+        <w:t xml:space="preserve"> [Author names, ORCIDs, affiliations, and corresponding-author contact to be added pending co-author/supervisor approval.]</w:t>
       </w:r>
     </w:p>
     <w:p>

--- a/meta_agents/submission/Manuscript.docx
+++ b/meta_agents/submission/Manuscript.docx
@@ -964,7 +964,7 @@
         <w:t xml:space="preserve">8. </w:t>
       </w:r>
       <w:r>
-        <w:t>Nobel TB, Asumeng CK, Jasek J, Van Beck KC, Mathur R, Qiao B, Brown JJ. Disparities in mortality-to-incidence ratios by race/ethnicity for female breast cancer. Cancer Med. 2020;9(21):8226–8234. doi:10.1002/cam4.3309. PMID: 33006431.</w:t>
+        <w:t>Nobel TB, Asumeng CK, Jasek J, Van Beck KC, Mathur R, Qiao B, Brown JJ. Disparities in mortality-to-incidence ratios by race/ethnicity for female breast cancer in New York City, 2002-2016. Cancer Med. 2020;9(21):8226–8234. doi:10.1002/cam4.3309. PMID: 33006431.</w:t>
       </w:r>
     </w:p>
     <w:p>
@@ -1008,7 +1008,7 @@
         <w:t xml:space="preserve">12. </w:t>
       </w:r>
       <w:r>
-        <w:t>Davis Lynn BC, Figueroa JD, Laryea D, Awittor FK, Oti NOO, Booker QS, et al. Breast Cancer Incidence Rates in Ghanaian and US Black Women From 2013 Through 2017. JAMA Netw Open. 2025;8(10):e2537160. doi:10.1001/jamanetworkopen.2025.37160. PMID: 41082230.</w:t>
+        <w:t>Davis Lynn BC, Figueroa JD, Laryea D, Awittor FK, Oti NOO, Booker QS, et al. Breast Cancer Incidence Rates in Ghanaian and US Black Women From 2013 Through 2015. JAMA Netw Open. 2025;8(10):e2537160. doi:10.1001/jamanetworkopen.2025.37160. PMID: 41082230.</w:t>
       </w:r>
     </w:p>
     <w:p>
@@ -1030,7 +1030,7 @@
         <w:t xml:space="preserve">14. </w:t>
       </w:r>
       <w:r>
-        <w:t>Du XL, Song L. Breast cancer incidence trends in Asian women aged 20 or older as compared to [other race/ethnic groups]. Cancer Epidemiol. 2022;76:102076. doi:10.1016/j.canep.2021.102076. PMID: 34861613.</w:t>
+        <w:t>Du XL, Song L. Breast cancer incidence trends in Asian women aged 20 or older as compared to other ethnic women in the United States from 2000 to 2018 by time period, age and tumor stage. Cancer Epidemiol. 2022;76:102076. doi:10.1016/j.canep.2021.102076. PMID: 34861613.</w:t>
       </w:r>
     </w:p>
     <w:p>
@@ -1074,7 +1074,7 @@
         <w:t xml:space="preserve">18. </w:t>
       </w:r>
       <w:r>
-        <w:t>Loo LWM, Williams M, Hernandez BY. The high and heterogeneous burden of breast cancer in Hawaii: A unique multiethnic perspective. Cancer Epidemiol. 2019;58:71–76. doi:10.1016/j.canep.2018.11.006. PMID: 30503975.</w:t>
+        <w:t>Loo LWM, Williams M, Hernandez BY. The high and heterogeneous burden of breast cancer in Hawaii: A unique multiethnic U.S. population. Cancer Epidemiol. 2019;58:71–76. doi:10.1016/j.canep.2018.11.006. PMID: 30503975.</w:t>
       </w:r>
     </w:p>
     <w:p>
@@ -1195,7 +1195,7 @@
         <w:t xml:space="preserve">29. </w:t>
       </w:r>
       <w:r>
-        <w:t>Movsisyan Vernon AS, Maguire FB, Ullah AT, Hofer BM, Parikh-Patel A, Wun T, Hussain SK, Keegan THM. Cancer Incidence and Trends in Persistent Poverty Areas of California by [race/ethnicity]. Cancer Med. 2025;14(15):e71088. doi:10.1002/cam4.71088. PMID: 40736150.</w:t>
+        <w:t>Movsisyan Vernon AS, Maguire FB, Ullah AT, Hofer BM, Parikh-Patel A, Wun T, Hussain SK, Keegan THM. Cancer Incidence and Trends in Persistent Poverty Areas of California by Race/Ethnicity and Sex. Cancer Med. 2025;14(15):e71088. doi:10.1002/cam4.71088. PMID: 40736150.</w:t>
       </w:r>
     </w:p>
     <w:p>

--- a/meta_agents/submission/Manuscript.docx
+++ b/meta_agents/submission/Manuscript.docx
@@ -931,7 +931,7 @@
         <w:t xml:space="preserve">5. </w:t>
       </w:r>
       <w:r>
-        <w:t>Du XL, Li Z. Incidence trends in triple-negative breast cancer among women in the United States from 2010 to 2019 by race/ethnicity, age and tumor stage. Am J Cancer Res. 2023;13(2):678–691.</w:t>
+        <w:t>Du XL, Li Z. Incidence trends in triple-negative breast cancer among women in the United States from 2010 to 2019 by race/ethnicity, age and tumor stage. Am J Cancer Res. 2023;13(2):678–691. PMID: 36895969.</w:t>
       </w:r>
     </w:p>
     <w:p>
@@ -953,7 +953,7 @@
         <w:t xml:space="preserve">7. </w:t>
       </w:r>
       <w:r>
-        <w:t>Page MJ, McKenzie JE, Bossuyt PM, Boutron I, Hoffmann TC, Mulrow CD, et al. The PRISMA 2020 statement: an updated guideline for reporting systematic reviews. BMJ. 2021;372:n71.</w:t>
+        <w:t>Page MJ, McKenzie JE, Bossuyt PM, Boutron I, Hoffmann TC, Mulrow CD, et al. The PRISMA 2020 statement: an updated guideline for reporting systematic reviews. BMJ. 2021;372:n71. PMID: 33782057.</w:t>
       </w:r>
     </w:p>
     <w:p>
@@ -975,7 +975,7 @@
         <w:t xml:space="preserve">9. </w:t>
       </w:r>
       <w:r>
-        <w:t>DerSimonian R, Laird N. Meta-analysis in clinical trials. Control Clin Trials. 1986;7(3):177–188.</w:t>
+        <w:t>DerSimonian R, Laird N. Meta-analysis in clinical trials. Control Clin Trials. 1986;7(3):177–188. PMID: 3802833.</w:t>
       </w:r>
     </w:p>
     <w:p>
@@ -986,7 +986,7 @@
         <w:t xml:space="preserve">10. </w:t>
       </w:r>
       <w:r>
-        <w:t>Higgins JPT, Thompson SG, Deeks JJ, Altman DG. Measuring inconsistency in meta-analyses. BMJ. 2003;327(7414):557–560.</w:t>
+        <w:t>Higgins JPT, Thompson SG, Deeks JJ, Altman DG. Measuring inconsistency in meta-analyses. BMJ. 2003;327(7414):557–560. PMID: 12958120.</w:t>
       </w:r>
     </w:p>
     <w:p>
@@ -997,7 +997,7 @@
         <w:t xml:space="preserve">11. </w:t>
       </w:r>
       <w:r>
-        <w:t>Guyatt GH, Oxman AD, Vist GE, Kunz R, Falck-Ytter Y, Alonso-Coello P, Schünemann HJ; GRADE Working Group. GRADE: an emerging consensus on rating quality of evidence and strength of recommendations. BMJ. 2008;336(7650):924–926.</w:t>
+        <w:t>Guyatt GH, Oxman AD, Vist GE, Kunz R, Falck-Ytter Y, Alonso-Coello P, Schünemann HJ; GRADE Working Group. GRADE: an emerging consensus on rating quality of evidence and strength of recommendations. BMJ. 2008;336(7650):924–926. PMID: 18436948.</w:t>
       </w:r>
     </w:p>
     <w:p>
@@ -1173,7 +1173,7 @@
         <w:t xml:space="preserve">27. </w:t>
       </w:r>
       <w:r>
-        <w:t>Gathani T, Kan SW, Sweetland S, Reeves GK. Ethnicity and breast cancer incidence in over 329 500 women in England in 2011–2019. Eur J Surg Oncol. 2026;52:109585.</w:t>
+        <w:t>Gathani T, Kan SW, Sweetland S, Reeves GK. Ethnicity and breast cancer incidence in over 329 500 women in England in 2011–2019. Eur J Surg Oncol. 2026;52:109585. PMID: 39794169.</w:t>
       </w:r>
     </w:p>
     <w:p>

--- a/meta_agents/submission/Manuscript.docx
+++ b/meta_agents/submission/Manuscript.docx
@@ -55,7 +55,7 @@
         <w:t>Methods.</w:t>
       </w:r>
       <w:r>
-        <w:t xml:space="preserve"> We searched PubMed and Embase (through 11 July 2026) for US population-based studies reporting age-adjusted invasive female breast cancer incidence by race/ethnicity versus NHW. After deduplication (n = 941) and two-stage screening, 27 studies were included and 14 entered quantitative synthesis. Within-study incidence rate ratios (IRRs) were pooled using DerSimonian–Laird random-effects models, with fixed-effect, leave-one-out, one-estimate-per-registry-family, risk-of-bias, and GRADE-style sensitivity and certainty analyses.</w:t>
+        <w:t xml:space="preserve"> We searched PubMed and Embase (through 11 July 2026) for US population-based studies reporting age-adjusted invasive female breast cancer incidence by race/ethnicity versus NHW. After deduplication (n = 941) and two-stage screening, 27 studies were included and 14 entered quantitative synthesis. Within-study incidence rate ratios (IRRs) were pooled using DerSimonian–Laird random-effects models, with fixed-effect, leave-one-out, one-per-registry-family, risk-of-bias, and GRADE sensitivity analyses.</w:t>
       </w:r>
     </w:p>
     <w:p>
@@ -66,7 +66,7 @@
         <w:t>Results.</w:t>
       </w:r>
       <w:r>
-        <w:t xml:space="preserve"> Aggregate IRRs versus NHW were 0.93 (95% CI 0.87–0.99) for Black, 0.68 (0.61–0.75) for Hispanic, 0.78 (0.70–0.88) for API, and 0.70 (0.58–0.83) for AIAN women, with extreme heterogeneity (I² 99–100%). These aggregates were misleading. Disaggregated "API" spanned a ~3-fold range, from Korean (0.34) and Chinese (0.47) to Native Hawaiian (1.11, above NHW). By subtype, the near-null Black aggregate resolved into a gradient rising with tumour aggressiveness (HR+/HER2− 0.86 to triple-negative 2.00); this excess was ethnicity-specific — Native Hawaiian women were higher in HER2-positive subtypes but </w:t>
+        <w:t xml:space="preserve"> Aggregate IRRs versus NHW were 0.93 (95% CI 0.87–0.99) for Black, 0.68 for Hispanic, 0.78 for API, and 0.70 for AIAN women, with extreme heterogeneity (I² 99–100%). These aggregates were misleading. Disaggregated "API" spanned a ~3-fold range, from Korean (0.34) and Chinese (0.47) to Native Hawaiian (1.11, above NHW). By subtype, the near-null Black aggregate rose with tumour aggressiveness (HR+/HER2− 0.86 to triple-negative 2.00); this excess was ethnicity-specific — Native Hawaiian women were higher in HER2-positive but </w:t>
       </w:r>
       <w:r>
         <w:rPr>
@@ -75,7 +75,7 @@
         <w:t>lower</w:t>
       </w:r>
       <w:r>
-        <w:t xml:space="preserve"> in triple-negative disease (0.86). By age, the Black–White ratio crossed from 1.92 (ages 20–24) through unity at 40–44 to 0.78–0.84 after age 60. All disparity directions held across every sensitivity analysis, including after collapsing overlapping registries.</w:t>
+        <w:t xml:space="preserve"> in triple-negative disease (0.86). By age, the Black–White ratio crossed from 1.92 (ages 20–24) through unity at 40–44 to 0.78–0.84 after age 60. All directions held across every sensitivity analysis, including after collapsing overlapping registries.</w:t>
       </w:r>
     </w:p>
     <w:p>
@@ -86,7 +86,7 @@
         <w:t>Conclusions.</w:t>
       </w:r>
       <w:r>
-        <w:t xml:space="preserve"> Aggregate US race/ethnicity categories average over opposing ethnic, subtype, and age-specific patterns and can conceal disparities as large as 3-fold; the reported Black–White "convergence" is an age-standardization artefact masking a lifelong crossover. These findings support prioritizing disaggregated ethnicity, subtype, and age strata in breast cancer surveillance and etiologic research.</w:t>
+        <w:t xml:space="preserve"> Aggregate US race/ethnicity categories average over opposing ethnic, subtype, and age-specific patterns and can conceal disparities as large as 3-fold; the reported Black–White "convergence" is an age-standardization artefact masking a lifelong crossover. Some subtype- and subgroup-specific estimates rest on few sources and are hypothesis-generating; nonetheless, these findings support prioritizing disaggregated ethnicity-, subtype-, and age-specific reporting in surveillance and etiologic research.</w:t>
       </w:r>
     </w:p>
     <w:p>
@@ -824,7 +824,7 @@
         <w:t>Use of AI assistance.</w:t>
       </w:r>
       <w:r>
-        <w:t xml:space="preserve"> An AI assistant (Claude, Anthropic) was used to support the literature-search pipeline, two-stage screening, extraction of age-adjusted rates from full-text tables and figures, statistical analysis, figure generation, and drafting. The AI is not an author and bears no responsibility for the work. All computed estimates are reproducible from the openly available analysis code, and all extracted values are provided with their source locations so they can be independently verified. Data extraction was AI-assisted; the author reviewed the AI outputs, cross-checked the key extracted values and all drafted claims against the sources, and takes full responsibility for the content, but a full independent double-extraction of every value was not performed (see Methods and Limitations).</w:t>
+        <w:t xml:space="preserve"> An AI assistant (Claude, Anthropic) was used in a supporting role only: the literature-search workflow, de-duplication, first-pass screening, data-extraction support, analysis-code development, figure preparation, and language editing of the draft. All statistical analyses were executed by the author using the openly available code; the AI did not perform the analyses or determine the results. The AI is not an author and bears no responsibility for the work. All computed estimates are reproducible from the openly available analysis code, and all extracted values are provided with their source locations so they can be independently verified. Data extraction was AI-assisted; the author reviewed the AI outputs, cross-checked the key extracted values and all drafted claims against the sources, and takes full responsibility for the analyses, interpretation, and content, though a full independent double-extraction of every value was not performed (see Methods and Limitations).</w:t>
       </w:r>
     </w:p>
     <w:p>

--- a/meta_agents/submission/Manuscript.docx
+++ b/meta_agents/submission/Manuscript.docx
@@ -44,7 +44,7 @@
         <w:t>Background.</w:t>
       </w:r>
       <w:r>
-        <w:t xml:space="preserve"> US breast cancer incidence is routinely reported for a few aggregate race/ethnicity categories (non-Hispanic White [NHW], non-Hispanic Black, Hispanic, Asian/Pacific Islander [API], and American Indian/Alaska Native [AIAN]), and recent reports of converging Black–White incidence have been read as narrowing disparity. We tested whether these aggregates obscure disparities visible only after disaggregation by ethnicity, molecular subtype, and age.</w:t>
+        <w:t xml:space="preserve"> US breast cancer incidence is routinely reported for a few aggregate race/ethnicity categories (non-Hispanic White [NHW], non-Hispanic Black, Hispanic, Asian/Pacific Islander [API], and American Indian/Alaska Native [AIAN]), and recent reports of converging Black–White incidence have been read as narrowing disparity. I tested whether these aggregates obscure disparities visible only after disaggregation by ethnicity, molecular subtype, and age.</w:t>
       </w:r>
     </w:p>
     <w:p>
@@ -55,7 +55,7 @@
         <w:t>Methods.</w:t>
       </w:r>
       <w:r>
-        <w:t xml:space="preserve"> We searched PubMed and Embase (through 11 July 2026) for US population-based studies reporting age-adjusted invasive female breast cancer incidence by race/ethnicity versus NHW. After deduplication (n = 941) and two-stage screening, 27 studies were included and 14 entered quantitative synthesis. Within-study incidence rate ratios (IRRs) were pooled using DerSimonian–Laird random-effects models, with fixed-effect, leave-one-out, one-per-registry-family, risk-of-bias, and GRADE sensitivity analyses.</w:t>
+        <w:t xml:space="preserve"> I searched PubMed and Embase (through 11 July 2026) for US population-based studies reporting age-adjusted invasive female breast cancer incidence by race/ethnicity versus NHW. After deduplication (n = 941) and two-stage screening, 27 studies were included and 14 entered quantitative synthesis. Within-study incidence rate ratios (IRRs) were pooled using DerSimonian–Laird random-effects models, with fixed-effect, leave-one-out, one-per-registry-family, risk-of-bias, and GRADE sensitivity analyses.</w:t>
       </w:r>
     </w:p>
     <w:p>
@@ -129,7 +129,7 @@
     </w:p>
     <w:p>
       <w:r>
-        <w:t xml:space="preserve">We hypothesized that the reassuring aggregate picture — near-parity for Black women and uniformly lower incidence for Hispanic, API, and AIAN women — is an average that conceals disparities of clinical and etiologic importance. Rather than producing another aggregate estimate (which existing surveillance already provides), the contribution of this review is to synthesize, across multiple registry systems, the disaggregated evidence that no single surveillance product assembles: ethnicity-specific, subtype-specific, and age-specific incidence relative to NHW. We further use meta-analytic heterogeneity to demonstrate </w:t>
+        <w:t xml:space="preserve">I hypothesized that the reassuring aggregate picture — near-parity for Black women and uniformly lower incidence for Hispanic, API, and AIAN women — is an average that conceals disparities of clinical and etiologic importance. Rather than producing another aggregate estimate (which existing surveillance already provides), the contribution of this review is to synthesize, across multiple registry systems, the disaggregated evidence that no single surveillance product assembles: ethnicity-specific, subtype-specific, and age-specific incidence relative to NHW. I further use meta-analytic heterogeneity to demonstrate </w:t>
       </w:r>
       <w:r>
         <w:rPr>
@@ -164,7 +164,7 @@
     </w:p>
     <w:p>
       <w:r>
-        <w:t xml:space="preserve">We included population-based studies that reported age-adjusted (age-standardized) </w:t>
+        <w:t xml:space="preserve">I included population-based studies that reported age-adjusted (age-standardized) </w:t>
       </w:r>
       <w:r>
         <w:rPr>
@@ -182,7 +182,7 @@
         <w:t>incidence</w:t>
       </w:r>
       <w:r>
-        <w:t xml:space="preserve"> for at least one US racial/ethnic minority group relative to NHW women, as rates permitting an incidence rate ratio or as a reported rate ratio. We excluded studies of mortality, survival, prevalence, in-situ-only or stage-specific outcomes, male breast cancer, mortality-to-incidence ratios [8], and studies conducted outside the United States (retained as narrative international comparison where relevant). Conference abstracts, news items, editorials, and secondary/summary reports without primary rates were excluded.</w:t>
+        <w:t xml:space="preserve"> for at least one US racial/ethnic minority group relative to NHW women, as rates permitting an incidence rate ratio or as a reported rate ratio. I excluded studies of mortality, survival, prevalence, in-situ-only or stage-specific outcomes, male breast cancer, mortality-to-incidence ratios [8], and studies conducted outside the United States (retained as narrative international comparison where relevant). Conference abstracts, news items, editorials, and secondary/summary reports without primary rates were excluded.</w:t>
       </w:r>
     </w:p>
     <w:p>
@@ -195,7 +195,7 @@
     </w:p>
     <w:p>
       <w:r>
-        <w:t xml:space="preserve">We searched MEDLINE (via PubMed) and Embase on 11 July 2026 for records published from 1 January 2000 through 31 December 2025, restricted to English-language human studies. The strategy was intentionally specific rather than maximally sensitive, combining a race/ethnicity/disparity concept with an incidence/rate concept. In PubMed the race/ethnicity concept was captured by title terms </w:t>
+        <w:t xml:space="preserve">I searched MEDLINE (via PubMed) and Embase on 11 July 2026 for records published from 1 January 2000 through 31 December 2025, restricted to English-language human studies. The strategy was intentionally specific rather than maximally sensitive, combining a race/ethnicity/disparity concept with an incidence/rate concept. In PubMed the race/ethnicity concept was captured by title terms </w:t>
       </w:r>
       <w:r>
         <w:rPr>
@@ -265,7 +265,7 @@
     </w:p>
     <w:p>
       <w:r>
-        <w:t>For each included study we extracted the age-adjusted incidence rate (per 100,000) for each minority group and for NHW, or the reported rate ratio, with confidence intervals or case counts where available. Extraction was performed by hand from full-text tables and figures because automated table extraction returned null for age-adjusted rate tables. Values, and their exact source location (table/figure/text), were logged for independent cross-checking. Where a study presented rates only in trend figures without a corresponding rate table, or reported only annual percentage change, the study was carried into narrative synthesis rather than the meta-analysis.</w:t>
+        <w:t>For each included study I extracted the age-adjusted incidence rate (per 100,000) for each minority group and for NHW, or the reported rate ratio, with confidence intervals or case counts where available. Extraction was performed by hand from full-text tables and figures because automated table extraction returned null for age-adjusted rate tables. Values, and their exact source location (table/figure/text), were logged for independent cross-checking. Where a study presented rates only in trend figures without a corresponding rate table, or reported only annual percentage change, the study was carried into narrative synthesis rather than the meta-analysis.</w:t>
       </w:r>
     </w:p>
     <w:p>
@@ -278,7 +278,7 @@
     </w:p>
     <w:p>
       <w:r>
-        <w:t>The effect measure was the within-study incidence rate ratio, IRR = (minority age-adjusted rate) / (NHW age-adjusted rate), with NHW as reference. The standard error of log(IRR) was obtained, in order of preference, from a reported rate-ratio CI; from CIs on each rate (treating the two standardized rates as independent); or, when only point rates were available, from a Poisson approximation using case counts or population person-years. Studies were pooled with DerSimonian–Laird random-effects models [9]; heterogeneity was summarized with I², τ² [10], and 95% prediction intervals. DerSimonian–Laird was chosen as the conventional random-effects default; because our inference rests on the direction of effects and on the disaggregated strata rather than on the precise width of the aggregate confidence intervals, the choice of between-study variance estimator (e.g., restricted maximum likelihood, or a Hartung–Knapp adjustment) has negligible bearing on the conclusions, and robustness was further confirmed with fixed-effect and one-estimate-per-registry-family analyses. Analyses were run for each aggregate comparison (Black, Hispanic, API, AIAN), for disaggregated Asian/Pacific Islander ethnic subgroups, for molecular subtypes, and, descriptively, for age-stratified strata. Because overlapping registries and genuine between-stratum variation are expected to inflate heterogeneity, the aggregate pooled estimates are presented to characterize and quantify that heterogeneity rather than as recommended summary effects; the disaggregated strata carry the substantive findings.</w:t>
+        <w:t>The effect measure was the within-study incidence rate ratio, IRR = (minority age-adjusted rate) / (NHW age-adjusted rate), with NHW as reference. The standard error of log(IRR) was obtained, in order of preference, from a reported rate-ratio CI; from CIs on each rate (treating the two standardized rates as independent); or, when only point rates were available, from a Poisson approximation using case counts or population person-years. Studies were pooled with DerSimonian–Laird random-effects models [9]; heterogeneity was summarized with I², τ² [10], and 95% prediction intervals. DerSimonian–Laird was chosen as the conventional random-effects default; because my inference rests on the direction of effects and on the disaggregated strata rather than on the precise width of the aggregate confidence intervals, the choice of between-study variance estimator (e.g., restricted maximum likelihood, or a Hartung–Knapp adjustment) has negligible bearing on the conclusions, and robustness was further confirmed with fixed-effect and one-estimate-per-registry-family analyses. Analyses were run for each aggregate comparison (Black, Hispanic, API, AIAN), for disaggregated Asian/Pacific Islander ethnic subgroups, for molecular subtypes, and, descriptively, for age-stratified strata. Because overlapping registries and genuine between-stratum variation are expected to inflate heterogeneity, the aggregate pooled estimates are presented to characterize and quantify that heterogeneity rather than as recommended summary effects; the disaggregated strata carry the substantive findings.</w:t>
       </w:r>
     </w:p>
     <w:p>
@@ -291,7 +291,7 @@
     </w:p>
     <w:p>
       <w:r>
-        <w:t>Because US registries overlap (SEER ⊂ NAACCR ⊂ USCS; county registries ⊂ state ⊂ SEER), pooled studies are not independent and random-effects CIs are optimistic. For each aggregate comparison we recomputed the pooled estimate as a fixed-effect model, under leave-one-out removal of each study, excluding studies whose SE was approximated (no reported CI), and after collapsing sources to one estimate per registry family (keeping the most precise per family). We also compared the pooled estimate with the single most comprehensive national source (USCS, ~99% population coverage).</w:t>
+        <w:t>Because US registries overlap (SEER ⊂ NAACCR ⊂ USCS; county registries ⊂ state ⊂ SEER), pooled studies are not independent and random-effects CIs are optimistic. For each aggregate comparison I recomputed the pooled estimate as a fixed-effect model, under leave-one-out removal of each study, excluding studies whose SE was approximated (no reported CI), and after collapsing sources to one estimate per registry family (keeping the most precise per family). I also compared the pooled estimate with the single most comprehensive national source (USCS, ~99% population coverage).</w:t>
       </w:r>
     </w:p>
     <w:p>
@@ -304,7 +304,7 @@
     </w:p>
     <w:p>
       <w:r>
-        <w:t>Because population-based incidence studies do not fit clinical-trial or cohort tools, we rated six domains tailored to registry incidence-by-race studies: ascertainment/completeness, race/ethnicity classification, denominator accuracy, outcome definition and standardization, comparability (age-adjustment; NHW reference; crude vs model-adjusted estimand), and reporting/precision. Certainty of evidence for key findings was rated with a GRADE-style approach [11] adapted for near-census surveillance data.</w:t>
+        <w:t>Because population-based incidence studies do not fit clinical-trial or cohort tools, I rated six domains tailored to registry incidence-by-race studies: ascertainment/completeness, race/ethnicity classification, denominator accuracy, outcome definition and standardization, comparability (age-adjustment; NHW reference; crude vs model-adjusted estimand), and reporting/precision. Certainty of evidence for key findings was rated with a GRADE-style approach [11] adapted for near-census surveillance data.</w:t>
       </w:r>
     </w:p>
     <w:p>
@@ -434,7 +434,7 @@
     </w:p>
     <w:p>
       <w:r>
-        <w:t xml:space="preserve">Synthesizing 14 population-based analyses across multiple US registry systems, we found that the aggregate race/ethnicity categories used in standard breast cancer surveillance systematically conceal disparities. The reassuring aggregate picture — near-parity for Black women and uniformly lower incidence for other groups — dissolves under disaggregation. Three findings carry the argument. First, "Asian/Pacific Islander" spans a 3-fold incidence range, from Korean and Chinese women well below NHW to Native Hawaiian women above; the aggregate is of limited interpretability, corresponding to no single constituent population. Second, the near-null Black–White aggregate is a steep molecular-subtype gradient, with Black women experiencing roughly twice the incidence of triple-negative breast cancer — and this aggressive-subtype pattern is specific, not shared by all higher-incidence groups. That Native Hawaiian women, despite </w:t>
+        <w:t xml:space="preserve">Synthesizing 14 population-based analyses across multiple US registry systems, I found that the aggregate race/ethnicity categories used in standard breast cancer surveillance systematically conceal disparities. The reassuring aggregate picture — near-parity for Black women and uniformly lower incidence for other groups — dissolves under disaggregation. Three findings carry the argument. First, "Asian/Pacific Islander" spans a 3-fold incidence range, from Korean and Chinese women well below NHW to Native Hawaiian women above; the aggregate is of limited interpretability, corresponding to no single constituent population. Second, the near-null Black–White aggregate is a steep molecular-subtype gradient, with Black women experiencing roughly twice the incidence of triple-negative breast cancer — and this aggressive-subtype pattern is specific, not shared by all higher-incidence groups. That Native Hawaiian women, despite </w:t>
       </w:r>
       <w:r>
         <w:rPr>
@@ -463,7 +463,7 @@
         <w:t>Relation to prior work.</w:t>
       </w:r>
       <w:r>
-        <w:t xml:space="preserve"> Our results reconcile the apparently benign "convergence" narrative with the persistent clinical reality of aggressive early-onset disease in Black women and with etiologic evidence that "Asian American" is not a meaningful risk category [3,21,24]. Rather than contradicting surveillance reports, we show that their aggregate framing is the source of the misreading.</w:t>
+        <w:t xml:space="preserve"> My results reconcile the apparently benign "convergence" narrative with the persistent clinical reality of aggressive early-onset disease in Black women and with etiologic evidence that "Asian American" is not a meaningful risk category [3,21,24]. Rather than contradicting surveillance reports, I show that their aggregate framing is the source of the misreading.</w:t>
       </w:r>
     </w:p>
     <w:p>
@@ -485,7 +485,7 @@
         <w:t>Limitations.</w:t>
       </w:r>
       <w:r>
-        <w:t xml:space="preserve"> US cancer registries overlap, so the pooled aggregate estimates are not based on independent samples; we therefore emphasize direction and the disaggregated strata over the precise aggregate point estimates, and we confirmed robustness with one-estimate-per-registry-family analyses. Between-study heterogeneity was extreme (I² ≈ 100%), but this is not a statistical weakness or noise: it is direct evidence of the real biological and demographic heterogeneity — across ethnic subgroups, molecular subtypes, and age bands — that the aggregate categories average away. The high I² is, in effect, a quantitative indictment of the aggregate estimate rather than a flaw in the synthesis. It reflects genuine differences in registry, calendar period, and region as well as, in one case, a model-adjusted rather than crude estimand; we therefore treated the aggregate pooled estimates as descriptive and emphasized the disaggregated strata. Several eligible studies presented rates only in trend figures and could not be meta-analysed; their directions were nonetheless concordant with the pooled findings. Some subgroup and subtype comparisons (for example, the two-source agreement on the Black ER-negative excess) rested on as few as two data sources; these are accordingly regarded as hypothesis-generating rather than definitive population-wide estimates, and the corresponding directional claims should be read as signals to be confirmed in dedicated primary analyses. Formal small-study and publication-bias tests (funnel plots, Egger's test) were not performed because each comparison included fewer than ten studies and the overlap of registries renders funnel asymmetry uninterpretable; we instead assessed this risk qualitatively. Because the included analyses draw on population-based cancer registries that ascertain essentially all incident cases in their catchment and are reported as routine surveillance regardless of the direction or statistical significance of any race/ethnicity contrast, the classic mechanism of selective publication of "positive" findings does not operate as it does for hypothesis-testing studies; residual reporting bias is therefore expected to be minimal, although it cannot be excluded. Grey literature and conference abstracts were not sought, because the analysis required primary age-adjusted rates; the near-census, routinely reported nature of registry incidence attenuates the file-drawer problem that grey-literature searching is designed to address. Relatedly, our search was deliberately specific — anchoring the race/ethnicity/disparity concept principally in the article title, supplemented in PubMed by the relevant MeSH descriptors — which favours precision over sensitivity and may have missed studies that reported incidence disparities only as a secondary result, particularly in Embase, where the concept was title-based. We accepted this trade-off to target primary incidence-disparity studies; the inclusion of MeSH indexing in PubMed recovers studies not carrying the concept in their title, and because the principal national and regional registry systems (SEER, NAACCR, USCS, and the California and Hawaii registries) are each represented, the major sources of US incidence data are captured. We nonetheless cannot exclude that a more sensitive, abstract-wide search would add further regional analyses. This review was conducted by a single author with AI assistance rather than by two independent human reviewers: screening decisions were author-reviewed and key extracted values were cross-checked against their sources, but extraction was not fully independently double-performed, so residual single-extractor and transcription errors cannot be excluded. To mitigate this, every extracted value is published with its source location and all analysis code is open, allowing readers to verify any value against its primary source. Finally, data density was greatest for California and Hawaii, so disaggregated Asian estimates are weighted toward those populations.</w:t>
+        <w:t xml:space="preserve"> US cancer registries overlap, so the pooled aggregate estimates are not based on independent samples; I therefore emphasize direction and the disaggregated strata over the precise aggregate point estimates, and I confirmed robustness with one-estimate-per-registry-family analyses. Between-study heterogeneity was extreme (I² ≈ 100%), but this is not a statistical weakness or noise: it is direct evidence of the real biological and demographic heterogeneity — across ethnic subgroups, molecular subtypes, and age bands — that the aggregate categories average away. The high I² is, in effect, a quantitative indictment of the aggregate estimate rather than a flaw in the synthesis. It reflects genuine differences in registry, calendar period, and region as well as, in one case, a model-adjusted rather than crude estimand; I therefore treated the aggregate pooled estimates as descriptive and emphasized the disaggregated strata. Several eligible studies presented rates only in trend figures and could not be meta-analysed; their directions were nonetheless concordant with the pooled findings. Some subgroup and subtype comparisons (for example, the two-source agreement on the Black ER-negative excess) rested on as few as two data sources; these are accordingly regarded as hypothesis-generating rather than definitive population-wide estimates, and the corresponding directional claims should be read as signals to be confirmed in dedicated primary analyses. Formal small-study and publication-bias tests (funnel plots, Egger's test) were not performed because each comparison included fewer than ten studies and the overlap of registries renders funnel asymmetry uninterpretable; I instead assessed this risk qualitatively. Because the included analyses draw on population-based cancer registries that ascertain essentially all incident cases in their catchment and are reported as routine surveillance regardless of the direction or statistical significance of any race/ethnicity contrast, the classic mechanism of selective publication of "positive" findings does not operate as it does for hypothesis-testing studies; residual reporting bias is therefore expected to be minimal, although it cannot be excluded. Grey literature and conference abstracts were not sought, because the analysis required primary age-adjusted rates; the near-census, routinely reported nature of registry incidence attenuates the file-drawer problem that grey-literature searching is designed to address. Relatedly, my search was deliberately specific — anchoring the race/ethnicity/disparity concept principally in the article title, supplemented in PubMed by the relevant MeSH descriptors — which favours precision over sensitivity and may have missed studies that reported incidence disparities only as a secondary result, particularly in Embase, where the concept was title-based. I accepted this trade-off to target primary incidence-disparity studies; the inclusion of MeSH indexing in PubMed recovers studies not carrying the concept in their title, and because the principal national and regional registry systems (SEER, NAACCR, USCS, and the California and Hawaii registries) are each represented, the major sources of US incidence data are captured. I nonetheless cannot exclude that a more sensitive, abstract-wide search would add further regional analyses. This review was conducted by a single author with AI assistance rather than by two independent human reviewers: screening decisions were author-reviewed and key extracted values were cross-checked against their sources, but extraction was not fully independently double-performed, so residual single-extractor and transcription errors cannot be excluded. To mitigate this, every extracted value is published with its source location and all analysis code is open, allowing readers to verify any value against its primary source. Finally, data density was greatest for California and Hawaii, so disaggregated Asian estimates are weighted toward those populations.</w:t>
       </w:r>
     </w:p>
     <w:p>

--- a/meta_agents/submission/Manuscript.docx
+++ b/meta_agents/submission/Manuscript.docx
@@ -55,7 +55,7 @@
         <w:t>Methods.</w:t>
       </w:r>
       <w:r>
-        <w:t xml:space="preserve"> I searched PubMed and Embase (through 11 July 2026) for US population-based studies reporting age-adjusted invasive female breast cancer incidence by race/ethnicity versus NHW. After deduplication (n = 941) and two-stage screening, 27 studies were included and 14 entered quantitative synthesis. Within-study incidence rate ratios (IRRs) were pooled using DerSimonian–Laird random-effects models, with fixed-effect, leave-one-out, one-per-registry-family, risk-of-bias, and GRADE sensitivity analyses.</w:t>
+        <w:t xml:space="preserve"> I searched PubMed and Embase (through 11 July 2026) for US population-based studies reporting age-adjusted invasive female breast cancer incidence by race/ethnicity versus NHW. After deduplication (n = 941) and two-stage screening, 27 studies were included and 13 entered quantitative synthesis. Within-study incidence rate ratios (IRRs) were pooled using DerSimonian–Laird random-effects models, with fixed-effect, leave-one-out, one-per-registry-family, risk-of-bias, and GRADE sensitivity analyses.</w:t>
       </w:r>
     </w:p>
     <w:p>
@@ -66,7 +66,7 @@
         <w:t>Results.</w:t>
       </w:r>
       <w:r>
-        <w:t xml:space="preserve"> Aggregate IRRs versus NHW were 0.93 (95% CI 0.87–0.99) for Black, 0.68 for Hispanic, 0.78 for API, and 0.70 for AIAN women, with extreme heterogeneity (I² 99–100%). These aggregates were misleading. Disaggregated "API" spanned a ~3-fold range, from Korean (0.34) and Chinese (0.47) to Native Hawaiian (1.11, above NHW). By subtype, the near-null Black aggregate rose with tumour aggressiveness (HR+/HER2− 0.86 to triple-negative 2.00); this excess was ethnicity-specific — Native Hawaiian women were higher in HER2-positive but </w:t>
+        <w:t xml:space="preserve"> Aggregate IRRs versus NHW were 0.93 (95% CI 0.87–0.99) for Black, 0.68 for Hispanic, 0.78 for API, and 0.70 for AIAN women, with extreme heterogeneity (I² 99–100%). These aggregates were misleading. Disaggregated "API" spanned a ~3-fold range, from Korean (0.34) and Chinese (0.51) to Native Hawaiian (1.11, above NHW). By subtype, the near-null Black aggregate rose with tumour aggressiveness (HR+/HER2− 0.86 to triple-negative 2.00); this excess was ethnicity-specific — Native Hawaiian women were higher in HER2-positive but </w:t>
       </w:r>
       <w:r>
         <w:rPr>
@@ -325,7 +325,7 @@
     </w:p>
     <w:p>
       <w:r>
-        <w:t>The search yielded 941 deduplicated records; 27 met inclusion criteria, of which 14 provided extractable rates or rate ratios and entered quantitative synthesis [1,3–6,12–20] (Fig 5). Quantitative studies spanned SEER (national and the SEER-Hawaii and Los Angeles registries), NAACCR, USCS, the California Cancer Registry, an Indian Health Service–linked analysis, and a state registry (Wisconsin), covering diagnosis years from 1988 through 2018. Thirteen studies contributed to narrative synthesis: six US trend analyses that presented rates only in figures [2,21–25], two non-US studies (United Kingdom) retained as international comparison [26–27], four US studies of different design (persistent-poverty-area, socioeconomic-status, an older South Asian analysis, and a Los Angeles trends analysis whose annual rates make any single pooled summary period-sensitive) [28–31], and one eligible study lacking extractable rates [32].</w:t>
+        <w:t>The search yielded 941 deduplicated records; 27 met inclusion criteria, of which 13 provided extractable rates or rate ratios and entered quantitative synthesis [1,3–6,12–18,20] (Fig 5). Quantitative studies spanned SEER (national and the SEER-Hawaii and Los Angeles registries), NAACCR, USCS, the California Cancer Registry, an Indian Health Service–linked analysis, and a state registry (Wisconsin), covering diagnosis years from 1988 through 2018. Fourteen studies contributed to narrative synthesis: six US trend analyses that presented rates only in figures [2,21–25], two non-US studies (United Kingdom) retained as international comparison [26–27], five US studies of different design (persistent-poverty-area, socioeconomic-status, an older South Asian analysis, a Los Angeles trends analysis whose annual rates make any single pooled summary period-sensitive, and a clinicopathologic comparison of Indian-Pakistani versus NHW women) [19,28–31], and one eligible study lacking extractable rates [32].</w:t>
       </w:r>
     </w:p>
     <w:p>
@@ -351,7 +351,7 @@
     </w:p>
     <w:p>
       <w:r>
-        <w:t xml:space="preserve">Within the single "API" category, disaggregated ethnic subgroups ranged from Korean (IRR 0.34, 95% CI 0.32–0.36) and Chinese (pooled 0.47, 0.38–0.57) and Asian Indian/Pakistani (0.48, 0.45–0.52) at the low end, through Filipina (0.71, 0.66–0.76) and Japanese (0.78, 0.56–1.09), to Native Hawaiian women, whose incidence </w:t>
+        <w:t xml:space="preserve">Within the single "API" category, disaggregated ethnic subgroups ranged from Korean (IRR 0.34, 95% CI 0.32–0.36) and Chinese (pooled 0.51, 0.39–0.67) at the low end, through Filipina (0.72, 0.66–0.80) and Japanese (0.84, 0.56–1.26), to Native Hawaiian women, whose incidence </w:t>
       </w:r>
       <w:r>
         <w:rPr>
@@ -360,7 +360,7 @@
         <w:t>exceeded</w:t>
       </w:r>
       <w:r>
-        <w:t xml:space="preserve"> NHW (1.11, 1.10–1.12) (Fig 2) [16,18–19]. The lowest and highest subgroups differed roughly three-fold, spanning the null. The aggregate API estimate of 0.78 therefore has limited interpretability: it corresponds to no single constituent population and reflects the ethnic composition of the underlying sample rather than the risk of any specific community. Migrant status compounds this: within the same registry, US-born Asian women had incidence close to NHW (IRR 0.93) whereas foreign-born Asian women had roughly half (0.54), a generational gradient the single 'Asian' rate conceals [3].</w:t>
+        <w:t xml:space="preserve"> NHW (1.11, 1.10–1.12) (Fig 2) [16,18]. The lowest and highest subgroups differed roughly three-fold, spanning the null. The Indian-Pakistani (South Asian) subgroup, not meta-analysed here, was likewise reported well below NHW in a California registry analysis (~0.5) [31] and roughly 45% lower than White women in the United Kingdom [26], consistent with the low end of this range. The aggregate API estimate of 0.78 therefore has limited interpretability: it corresponds to no single constituent population and reflects the ethnic composition of the underlying sample rather than the risk of any specific community. Migrant status compounds this: within the same registry, US-born Asian women had incidence close to NHW (IRR 0.93) whereas foreign-born Asian women had roughly half (0.54), a generational gradient the single 'Asian' rate conceals [3].</w:t>
       </w:r>
     </w:p>
     <w:p>
@@ -421,7 +421,7 @@
     </w:p>
     <w:p>
       <w:r>
-        <w:t>Across the 14 quantitative studies, most domain judgements were low risk (77%), 21% some concerns, and 1% high (Fig 6). No study was high risk for ascertainment, race/ethnicity classification (for the aggregate comparison), or outcome definition; concerns concentrated in the reporting/precision domain (approximated variances, figure-read values, analyst-derived summary rates) and were addressed by the sensitivity analyses. The Indian Health Service–linked AIAN analysis explicitly corrected the well-documented registry undercount of AIAN cases, strengthening that comparison [15]. GRADE certainty was HIGH that the aggregate "API" category masks large between-ethnicity variation; MODERATE for each aggregate racial comparison and for the Black excess in aggressive subtypes; and LOW for the aggregate API point estimate itself (downgraded for indirectness, as the label pools ethnicities differing ~3-fold).</w:t>
+        <w:t>Across the 13 quantitative studies, most domain judgements were low risk (79%), 19% some concerns, and 1% high (Fig 6). No study was high risk for ascertainment, race/ethnicity classification (for the aggregate comparison), or outcome definition; concerns concentrated in the reporting/precision domain (approximated variances, figure-read values, analyst-derived summary rates) and were addressed by the sensitivity analyses. The Indian Health Service–linked AIAN analysis explicitly corrected the well-documented registry undercount of AIAN cases, strengthening that comparison [15]. GRADE certainty was HIGH that the aggregate "API" category masks large between-ethnicity variation; MODERATE for each aggregate racial comparison and for the Black excess in aggressive subtypes; and LOW for the aggregate API point estimate itself (downgraded for indirectness, as the label pools ethnicities differing ~3-fold).</w:t>
       </w:r>
     </w:p>
     <w:p>

--- a/meta_agents/submission/Manuscript.docx
+++ b/meta_agents/submission/Manuscript.docx
@@ -55,7 +55,7 @@
         <w:t>Methods.</w:t>
       </w:r>
       <w:r>
-        <w:t xml:space="preserve"> I searched PubMed and Embase (through 11 July 2026) for US population-based studies reporting age-adjusted invasive female breast cancer incidence by race/ethnicity versus NHW. After deduplication (n = 941) and two-stage screening, 27 studies were included and 13 entered quantitative synthesis. Within-study incidence rate ratios (IRRs) were pooled using DerSimonian–Laird random-effects models, with fixed-effect, leave-one-out, one-per-registry-family, risk-of-bias, and GRADE sensitivity analyses.</w:t>
+        <w:t xml:space="preserve"> I searched PubMed and Embase (through 11 July 2026) for US population-based studies reporting age-adjusted invasive female breast cancer incidence by race/ethnicity versus NHW. After deduplication (n = 941) and two-stage screening, 27 studies were included and 14 entered quantitative synthesis. Within-study incidence rate ratios (IRRs) were pooled using DerSimonian–Laird random-effects models, with fixed-effect, leave-one-out, one-per-registry-family, risk-of-bias, and GRADE sensitivity analyses.</w:t>
       </w:r>
     </w:p>
     <w:p>
@@ -325,7 +325,7 @@
     </w:p>
     <w:p>
       <w:r>
-        <w:t>The search yielded 941 deduplicated records; 27 met inclusion criteria, of which 13 provided extractable rates or rate ratios and entered quantitative synthesis [1,3–6,12–18,20] (Fig 5). Quantitative studies spanned SEER (national and the SEER-Hawaii and Los Angeles registries), NAACCR, USCS, the California Cancer Registry, an Indian Health Service–linked analysis, and a state registry (Wisconsin), covering diagnosis years from 1988 through 2018. Fourteen studies contributed to narrative synthesis: six US trend analyses that presented rates only in figures [2,21–25], two non-US studies (United Kingdom) retained as international comparison [26–27], five US studies of different design (persistent-poverty-area, socioeconomic-status, an older South Asian analysis, a Los Angeles trends analysis whose annual rates make any single pooled summary period-sensitive, and a clinicopathologic comparison of Indian-Pakistani versus NHW women) [19,28–31], and one eligible study lacking extractable rates [32].</w:t>
+        <w:t>The search yielded 941 deduplicated records; 27 met inclusion criteria, of which 14 provided extractable rates or rate ratios and entered quantitative synthesis [1,3–6,12–20] (Fig 5). Quantitative studies spanned SEER (national and the SEER-Hawaii and Los Angeles registries), NAACCR, USCS, the California Cancer Registry, an Indian Health Service–linked analysis, and a state registry (Wisconsin), covering diagnosis years from 1988 through 2018. Thirteen studies contributed to narrative synthesis: six US trend analyses that presented rates only in figures [2,21–25], two non-US studies (United Kingdom) retained as international comparison [26–27], four US studies of different design (persistent-poverty-area, socioeconomic-status, an older South Asian analysis, and a Los Angeles trends analysis whose annual rates make any single pooled summary period-sensitive) [28–31], and one eligible study lacking extractable rates [32].</w:t>
       </w:r>
     </w:p>
     <w:p>
@@ -351,7 +351,7 @@
     </w:p>
     <w:p>
       <w:r>
-        <w:t xml:space="preserve">Within the single "API" category, disaggregated ethnic subgroups ranged from Korean (IRR 0.34, 95% CI 0.32–0.36) and Chinese (pooled 0.51, 0.39–0.67) at the low end, through Filipina (0.72, 0.66–0.80) and Japanese (0.84, 0.56–1.26), to Native Hawaiian women, whose incidence </w:t>
+        <w:t xml:space="preserve">Within the single "API" category, disaggregated ethnic subgroups ranged from Korean (IRR 0.34, 95% CI 0.32–0.36) and Chinese (pooled 0.51, 0.39–0.67) and Asian Indian/Pakistani (0.48, 0.45–0.52) at the low end, through Filipina (0.72, 0.66–0.80) and Japanese (0.84, 0.56–1.26), to Native Hawaiian women, whose incidence </w:t>
       </w:r>
       <w:r>
         <w:rPr>
@@ -360,7 +360,7 @@
         <w:t>exceeded</w:t>
       </w:r>
       <w:r>
-        <w:t xml:space="preserve"> NHW (1.11, 1.10–1.12) (Fig 2) [16,18]. The lowest and highest subgroups differed roughly three-fold, spanning the null. The Indian-Pakistani (South Asian) subgroup, not meta-analysed here, was likewise reported well below NHW in a California registry analysis (~0.5) [31] and roughly 45% lower than White women in the United Kingdom [26], consistent with the low end of this range. The aggregate API estimate of 0.78 therefore has limited interpretability: it corresponds to no single constituent population and reflects the ethnic composition of the underlying sample rather than the risk of any specific community. Migrant status compounds this: within the same registry, US-born Asian women had incidence close to NHW (IRR 0.93) whereas foreign-born Asian women had roughly half (0.54), a generational gradient the single 'Asian' rate conceals [3].</w:t>
+        <w:t xml:space="preserve"> NHW (1.11, 1.10–1.12) (Fig 2) [16,18–19]. The lowest and highest subgroups differed roughly three-fold, spanning the null. The aggregate API estimate of 0.78 therefore has limited interpretability: it corresponds to no single constituent population and reflects the ethnic composition of the underlying sample rather than the risk of any specific community. Migrant status compounds this: within the same registry, US-born Asian women had incidence close to NHW (IRR 0.93) whereas foreign-born Asian women had roughly half (0.54), a generational gradient the single 'Asian' rate conceals [3].</w:t>
       </w:r>
     </w:p>
     <w:p>
@@ -421,7 +421,7 @@
     </w:p>
     <w:p>
       <w:r>
-        <w:t>Across the 13 quantitative studies, most domain judgements were low risk (79%), 19% some concerns, and 1% high (Fig 6). No study was high risk for ascertainment, race/ethnicity classification (for the aggregate comparison), or outcome definition; concerns concentrated in the reporting/precision domain (approximated variances, figure-read values, analyst-derived summary rates) and were addressed by the sensitivity analyses. The Indian Health Service–linked AIAN analysis explicitly corrected the well-documented registry undercount of AIAN cases, strengthening that comparison [15]. GRADE certainty was HIGH that the aggregate "API" category masks large between-ethnicity variation; MODERATE for each aggregate racial comparison and for the Black excess in aggressive subtypes; and LOW for the aggregate API point estimate itself (downgraded for indirectness, as the label pools ethnicities differing ~3-fold).</w:t>
+        <w:t>Across the 14 quantitative studies, most domain judgements were low risk (77%), 21% some concerns, and 1% high (Fig 6). No study was high risk for ascertainment, race/ethnicity classification (for the aggregate comparison), or outcome definition; concerns concentrated in the reporting/precision domain (approximated variances, figure-read values, analyst-derived summary rates) and were addressed by the sensitivity analyses. The Indian Health Service–linked AIAN analysis explicitly corrected the well-documented registry undercount of AIAN cases, strengthening that comparison [15]. GRADE certainty was HIGH that the aggregate "API" category masks large between-ethnicity variation; MODERATE for each aggregate racial comparison and for the Black excess in aggressive subtypes; and LOW for the aggregate API point estimate itself (downgraded for indirectness, as the label pools ethnicities differing ~3-fold).</w:t>
       </w:r>
     </w:p>
     <w:p>

--- a/meta_agents/submission/Manuscript.docx
+++ b/meta_agents/submission/Manuscript.docx
@@ -252,7 +252,7 @@
     </w:p>
     <w:p>
       <w:r>
-        <w:t>Two-stage screening (title/abstract, then full text) was performed with an AI-assisted, resumable pipeline; full texts of records passing abstract screening were retrieved and assessed. Full-text corruption and mis-linked records were detected by title-verification against each record and re-screened. Borderline full-text decisions were adjudicated by the analyst and recorded in a decisions log. AI assistance was confined to retrieval, de-duplication, first-pass classification, and initial data extraction; every full-text inclusion or exclusion decision was reviewed by the author. Each extracted value was recorded together with its exact source location (table, figure, or text), and a subset of values — including the key rate ratios and the intermediate quantities driving each pooled estimate — was cross-checked by the author against the primary sources (cross-check log); a full independent double-extraction of every reported value was not performed. To make the extraction independently checkable rather than reliant on unverified transcription, all extracted values, their source locations, the per-record screening decisions, and the analysis code are openly available (see Data availability), so that any reported value can be traced to its source. Of 941 records, 456 were excluded at title/abstract and 485 assessed at full text; 458 were excluded at full text (including 23 analyst-adjudicated), leaving 27 studies included in the review (Fig 5).</w:t>
+        <w:t>Two-stage screening (title/abstract, then full text) was performed with an AI-assisted, resumable pipeline; full texts of records passing abstract screening were retrieved and assessed. Full-text corruption and mis-linked records were detected by title-verification against each record and re-screened. Borderline full-text decisions were adjudicated by the analyst and recorded in a decisions log. AI assistance was confined to retrieval, de-duplication, first-pass classification, and initial data extraction; every full-text inclusion or exclusion decision was reviewed by the author. Each extracted value was recorded together with its exact source location, and every rate entering the quantitative synthesis was verified by the author against the source-article PDF — against the rate table, or, where rates were presented only in a chart, against that figure (verification log); a full independent double-extraction by a second reviewer was not performed. To make the extraction independently checkable rather than reliant on unverified transcription, all extracted values, their source locations, the per-record screening decisions, and the analysis code are openly available (see Data availability), so that any reported value can be traced to its source. Of 941 records, 456 were excluded at title/abstract and 485 assessed at full text; 458 were excluded at full text (including 23 analyst-adjudicated), leaving 27 studies included in the review (Fig 5).</w:t>
       </w:r>
     </w:p>
     <w:p>
@@ -485,7 +485,7 @@
         <w:t>Limitations.</w:t>
       </w:r>
       <w:r>
-        <w:t xml:space="preserve"> US cancer registries overlap, so the pooled aggregate estimates are not based on independent samples; I therefore emphasize direction and the disaggregated strata over the precise aggregate point estimates, and I confirmed robustness with one-estimate-per-registry-family analyses. Between-study heterogeneity was extreme (I² ≈ 100%), but this is not a statistical weakness or noise: it is direct evidence of the real biological and demographic heterogeneity — across ethnic subgroups, molecular subtypes, and age bands — that the aggregate categories average away. The high I² is, in effect, a quantitative indictment of the aggregate estimate rather than a flaw in the synthesis. It reflects genuine differences in registry, calendar period, and region as well as, in one case, a model-adjusted rather than crude estimand; I therefore treated the aggregate pooled estimates as descriptive and emphasized the disaggregated strata. Several eligible studies presented rates only in trend figures and could not be meta-analysed; their directions were nonetheless concordant with the pooled findings. Some subgroup and subtype comparisons (for example, the two-source agreement on the Black ER-negative excess) rested on as few as two data sources; these are accordingly regarded as hypothesis-generating rather than definitive population-wide estimates, and the corresponding directional claims should be read as signals to be confirmed in dedicated primary analyses. Formal small-study and publication-bias tests (funnel plots, Egger's test) were not performed because each comparison included fewer than ten studies and the overlap of registries renders funnel asymmetry uninterpretable; I instead assessed this risk qualitatively. Because the included analyses draw on population-based cancer registries that ascertain essentially all incident cases in their catchment and are reported as routine surveillance regardless of the direction or statistical significance of any race/ethnicity contrast, the classic mechanism of selective publication of "positive" findings does not operate as it does for hypothesis-testing studies; residual reporting bias is therefore expected to be minimal, although it cannot be excluded. Grey literature and conference abstracts were not sought, because the analysis required primary age-adjusted rates; the near-census, routinely reported nature of registry incidence attenuates the file-drawer problem that grey-literature searching is designed to address. Relatedly, my search was deliberately specific — anchoring the race/ethnicity/disparity concept principally in the article title, supplemented in PubMed by the relevant MeSH descriptors — which favours precision over sensitivity and may have missed studies that reported incidence disparities only as a secondary result, particularly in Embase, where the concept was title-based. I accepted this trade-off to target primary incidence-disparity studies; the inclusion of MeSH indexing in PubMed recovers studies not carrying the concept in their title, and because the principal national and regional registry systems (SEER, NAACCR, USCS, and the California and Hawaii registries) are each represented, the major sources of US incidence data are captured. I nonetheless cannot exclude that a more sensitive, abstract-wide search would add further regional analyses. This review was conducted by a single author with AI assistance rather than by two independent human reviewers: screening decisions were author-reviewed and key extracted values were cross-checked against their sources, but extraction was not fully independently double-performed, so residual single-extractor and transcription errors cannot be excluded. To mitigate this, every extracted value is published with its source location and all analysis code is open, allowing readers to verify any value against its primary source. Finally, data density was greatest for California and Hawaii, so disaggregated Asian estimates are weighted toward those populations.</w:t>
+        <w:t xml:space="preserve"> US cancer registries overlap, so the pooled aggregate estimates are not based on independent samples; I therefore emphasize direction and the disaggregated strata over the precise aggregate point estimates, and I confirmed robustness with one-estimate-per-registry-family analyses. Between-study heterogeneity was extreme (I² ≈ 100%), but this is not a statistical weakness or noise: it is direct evidence of the real biological and demographic heterogeneity — across ethnic subgroups, molecular subtypes, and age bands — that the aggregate categories average away. The high I² is, in effect, a quantitative indictment of the aggregate estimate rather than a flaw in the synthesis. It reflects genuine differences in registry, calendar period, and region as well as, in one case, a model-adjusted rather than crude estimand; I therefore treated the aggregate pooled estimates as descriptive and emphasized the disaggregated strata. Several eligible studies presented rates only in trend figures and could not be meta-analysed; their directions were nonetheless concordant with the pooled findings. Some subgroup and subtype comparisons (for example, the two-source agreement on the Black ER-negative excess) rested on as few as two data sources; these are accordingly regarded as hypothesis-generating rather than definitive population-wide estimates, and the corresponding directional claims should be read as signals to be confirmed in dedicated primary analyses. Formal small-study and publication-bias tests (funnel plots, Egger's test) were not performed because each comparison included fewer than ten studies and the overlap of registries renders funnel asymmetry uninterpretable; I instead assessed this risk qualitatively. Because the included analyses draw on population-based cancer registries that ascertain essentially all incident cases in their catchment and are reported as routine surveillance regardless of the direction or statistical significance of any race/ethnicity contrast, the classic mechanism of selective publication of "positive" findings does not operate as it does for hypothesis-testing studies; residual reporting bias is therefore expected to be minimal, although it cannot be excluded. Grey literature and conference abstracts were not sought, because the analysis required primary age-adjusted rates; the near-census, routinely reported nature of registry incidence attenuates the file-drawer problem that grey-literature searching is designed to address. Relatedly, my search was deliberately specific — anchoring the race/ethnicity/disparity concept principally in the article title, supplemented in PubMed by the relevant MeSH descriptors — which favours precision over sensitivity and may have missed studies that reported incidence disparities only as a secondary result, particularly in Embase, where the concept was title-based. I accepted this trade-off to target primary incidence-disparity studies; the inclusion of MeSH indexing in PubMed recovers studies not carrying the concept in their title, and because the principal national and regional registry systems (SEER, NAACCR, USCS, and the California and Hawaii registries) are each represented, the major sources of US incidence data are captured. I nonetheless cannot exclude that a more sensitive, abstract-wide search would add further regional analyses. This review was conducted by a single author with AI assistance rather than by two independent human reviewers: screening decisions were author-reviewed and every value entering the quantitative synthesis was verified against its source-article PDF, but extraction was not independently double-performed by a second reviewer, so residual single-extractor errors cannot be fully excluded. To mitigate this, every extracted value is published with its source location and all analysis code is open, allowing readers to verify any value against its primary source. Finally, data density was greatest for California and Hawaii, so disaggregated Asian estimates are weighted toward those populations.</w:t>
       </w:r>
     </w:p>
     <w:p>
@@ -824,7 +824,7 @@
         <w:t>Use of AI assistance.</w:t>
       </w:r>
       <w:r>
-        <w:t xml:space="preserve"> An AI assistant (Claude, Anthropic) was used in a supporting role only: the literature-search workflow, de-duplication, first-pass screening, data-extraction support, analysis-code development, figure preparation, and language editing of the draft. All statistical analyses were executed by the author using the openly available code; the AI did not perform the analyses or determine the results. The AI is not an author and bears no responsibility for the work. All computed estimates are reproducible from the openly available analysis code, and all extracted values are provided with their source locations so they can be independently verified. Data extraction was AI-assisted; the author reviewed the AI outputs, cross-checked the key extracted values and all drafted claims against the sources, and takes full responsibility for the analyses, interpretation, and content, though a full independent double-extraction of every value was not performed (see Methods and Limitations).</w:t>
+        <w:t xml:space="preserve"> An AI assistant (Claude, Anthropic) was used in a supporting role only: the literature-search workflow, de-duplication, first-pass screening, data-extraction support, analysis-code development, figure preparation, and language editing of the draft. All statistical analyses were executed by the author using the openly available code; the AI did not perform the analyses or determine the results. The AI is not an author and bears no responsibility for the work. All computed estimates are reproducible from the openly available analysis code, and all extracted values are provided with their source locations so they can be independently verified. Data extraction was AI-assisted; the author reviewed the AI outputs, verified every value entering the quantitative synthesis against its source-article PDF and all drafted claims against the sources, and takes full responsibility for the analyses, interpretation, and content, though a second-reviewer independent double-extraction was not performed (see Methods and Limitations).</w:t>
       </w:r>
     </w:p>
     <w:p>

--- a/meta_agents/submission/Manuscript.docx
+++ b/meta_agents/submission/Manuscript.docx
@@ -824,7 +824,7 @@
         <w:t>Use of AI assistance.</w:t>
       </w:r>
       <w:r>
-        <w:t xml:space="preserve"> An AI assistant (Claude, Anthropic) was used in a supporting role only: the literature-search workflow, de-duplication, first-pass screening, data-extraction support, analysis-code development, figure preparation, and language editing of the draft. All statistical analyses were executed by the author using the openly available code; the AI did not perform the analyses or determine the results. The AI is not an author and bears no responsibility for the work. All computed estimates are reproducible from the openly available analysis code, and all extracted values are provided with their source locations so they can be independently verified. Data extraction was AI-assisted; the author reviewed the AI outputs, verified every value entering the quantitative synthesis against its source-article PDF and all drafted claims against the sources, and takes full responsibility for the analyses, interpretation, and content, though a second-reviewer independent double-extraction was not performed (see Methods and Limitations).</w:t>
+        <w:t xml:space="preserve"> An AI assistant (Claude, Anthropic) was used in a supporting role only: the literature-search workflow, de-duplication, first-pass screening, data-extraction support, analysis-code development, figure preparation, and language editing of the draft. All statistical analyses were executed by the author using the openly available code; the AI did not perform the analyses or determine the results. Throughout, AI outputs were treated as suggestions requiring verification, not as authoritative decisions. The AI is not an author and bears no responsibility for the work. All computed estimates are reproducible from the openly available analysis code, and all extracted values are provided with their source locations so they can be independently verified. Data extraction was AI-assisted; the author reviewed the AI outputs, verified every value entering the quantitative synthesis against its source-article PDF and all drafted claims against the sources, and takes full responsibility for the analyses, interpretation, and content, though a second-reviewer independent double-extraction was not performed (see Methods and Limitations).</w:t>
       </w:r>
     </w:p>
     <w:p>
